--- a/DHL/small_hole_qed/resources/Quantization_of_the_Optical_Field.docx
+++ b/DHL/small_hole_qed/resources/Quantization_of_the_Optical_Field.docx
@@ -70,7 +70,7 @@
       </w:pPr>
       <w:bookmarkStart w:id="6" w:name="sec:intro"/>
       <w:r>
-        <w:t xml:space="preserve">§Ⅰ Introduction</w:t>
+        <w:t xml:space="preserve">I.  INTRODUCTION</w:t>
       </w:r>
     </w:p>
     <w:p>
@@ -540,7 +540,7 @@
         </w:r>
       </w:ins>
       <w:r>
-        <w:t xml:space="preserve">Confinement of electromagnetic fields via deep-subwavelength structures, enabling the probing and manipulation of matter on length scales far below the free-space optical wavelength, constitutes one of the central tools of micro- and nano-optics. At its foundation lies the interaction of electric and magnetic dipoles with localized electromagnetic fields. As early as 1944, Bethe applied this picture to the analysis of subwavelength-aperture diffraction: he showed that for a deep-subwavelength circular aperture (radius a ≪ λ₀, where λ₀ denotes the free-space wavelength) in a perfectly conducting thin screen, the diffracted electromagnetic field is equivalent to the superposition of radiation from an effective magnetic dipole moment m₀ and an effective electric dipole moment p₀ located at the aperture center [1]. Bethe's picture suffices for classical far-field analysis, yet proves inadequate when near-field quantum properties such as single photons come into play.</w:t>
+        <w:t xml:space="preserve">The confinement of electromagnetic fields by deep-subwavelength structures, which enables the probing and manipulation of matter on scales far below the free-space optical wavelength, is a cornerstone of modern micro- and nano-optics. Central to this capability is the interaction of electric and magnetic dipoles with localized electromagnetic fields. As early as 1944, Bethe applied this physical picture to the analysis of subwavelength-aperture diffraction: he demonstrated that for a deep-subwavelength circular aperture (radius a &lt;&lt; lambda0, where lambda0 is the free-space wavelength) in a perfectly conducting thin screen, the diffracted field is equivalent to the superposition of radiation from an effective magnetic dipole moment m0 and an effective electric dipole moment p0 located at the aperture center [1]. Bethe's framework, while adequate for classical far-field phenomena, is insufficient for describing near-field quantum properties such as single-photon dynamics.</w:t>
       </w:r>
     </w:p>
     <w:p>
@@ -1105,7 +1105,7 @@
         </w:r>
       </w:del>
       <w:r>
-        <w:t xml:space="preserve">Considerable effort has been devoted to this problem. Carniglia and Mandel, for instance, introduced the concept of “triplet modes” to unify the incident, reflected, and transmitted (evanescent) components into a complete orthonormal basis, thereby achieving the canonical quantization of evanescent fields [2]. Vigoureux et al. computed observables of the momentum of evanescent photons, noting that the transverse momentum ℏk⊥ can exceed the free-space photon momentum ℏω/c—the physical basis by which near-field microscopy surpasses the diffraction limit [3]. In the more general setting of dispersive and lossy media, Huttner et al. accomplished the canonical quantization of evanescent near fields at absorbing dielectric interfaces by adapting the Hopfield polariton model [4], while Gruner et al. developed a dyadic Green-function formulation of macroscopic QED for three-dimensional dispersive and absorbing media [5]. Jung and Keller subsequently constructed a quantum electrodynamic (QED) theory tailored to small apertures and applied it to Young’s double-slit interference with Bethe holes at the single-photon level, substantially broadening the scope of aperture QED [6,7].</w:t>
+        <w:t xml:space="preserve">Substantial effort has since been devoted to extending this description. Carniglia and Mandel introduced the concept of triplet modes, unifying the incident, reflected, and transmitted (evanescent) components into a complete orthonormal basis and thereby achieving the canonical quantization of evanescent fields [2]. Vigoureux et al. computed the momentum observables of evanescent photons, showing that the transverse momentum hbar k_perp can exceed the free-space value hbar omega/c---the physical mechanism by which near-field microscopy surpasses the diffraction limit [3]. In the broader context of dispersive and lossy media, Huttner et al. achieved canonical quantization of evanescent near fields at absorbing dielectric interfaces through the Hopfield polariton model [4], while Gruner et al. developed a dyadic Green-function formulation of macroscopic QED for three-dimensional dispersive and absorbing media [5]. More recently, Jung and Keller constructed a quantum electrodynamic (QED) theory specifically tailored to small apertures and applied it to Young's double-slit interference with Bethe holes at the single-photon level, substantially broadening the scope of aperture QED [6,7].</w:t>
       </w:r>
     </w:p>
     <w:p>
@@ -1536,7 +1536,7 @@
         </w:r>
       </w:ins>
       <w:r>
-        <w:t xml:space="preserve">In this work we develop a first-principles quantization framework that treats propagating and evanescent modes on an equal footing. Within the Coulomb gauge, we derive the field operators and their coherent-state solutions incorporating the joint electric- and magnetic-dipole contributions. Within the Lorenz gauge, we formulate a covariant quantization enforcing the Gupta–Bleuler condition, and verify that the two schemes coincide on the physical Hilbert space by appeal to the gauge-invariant field tensor. Furthermore, we recover Bethe’s radiation scaling law in the classical limit and derive the Bessel form factor associated with a finite circular aperture, thereby highlighting the central role that the aperture’s finite geometry plays in shaping the quantum near-field distribution.</w:t>
+        <w:t xml:space="preserve">Here we develop a first-principles quantization framework that treats propagating and evanescent modes on an equal footing. Working in the Coulomb gauge, we derive field operators and their coherent-state solutions that incorporate the joint electric- and magnetic-dipole contributions. In the Lorenz gauge, we formulate a covariant quantization enforcing the Gupta-Bleuler condition and verify, via the gauge-invariant field tensor, that the two schemes coincide on the physical Hilbert space. We further recover Bethe's radiation scaling law in the classical limit and derive the Bessel form factor for a finite circular aperture, thereby revealing the central role played by the aperture's finite geometry in shaping the quantum near-field distribution.</w:t>
       </w:r>
     </w:p>
     <w:p>
@@ -1552,7 +1552,7 @@
         <w:pStyle w:val="1"/>
       </w:pPr>
       <w:r>
-        <w:t xml:space="preserve">§Ⅱ Dipole Model</w:t>
+        <w:t xml:space="preserve">II.  DIPOLE MODEL</w:t>
       </w:r>
     </w:p>
     <w:p>
@@ -1773,7 +1773,7 @@
         <w:rPr>
           <w:rFonts w:ascii="Times New Roman" w:hAnsi="Times New Roman" w:hint="eastAsia"/>
         </w:rPr>
-        <w:t/>
+        <w:t>，</w:t>
       </w:r>
       <w:r>
         <w:tab/>
@@ -2023,7 +2023,7 @@
         <w:rPr>
           <w:rFonts w:hint="eastAsia"/>
         </w:rPr>
-        <w:t/>
+        <w:t>，</w:t>
       </w:r>
       <w:r>
         <w:tab/>
@@ -2131,7 +2131,7 @@
         <w:rPr>
           <w:rFonts w:hint="eastAsia"/>
         </w:rPr>
-        <w:t xml:space="preserve">where m₀ and p₀ denote the magnetic and electric dipole moments, respectively,</w:t>
+        <w:t xml:space="preserve">where </w:t>
       </w:r>
       <w:ins w:id="173" w:author="Hongliang Dang" w:date="2026-06-08T15:27:00Z" w16du:dateUtc="2026-06-08T07:27:00Z">
         <w:r>
@@ -2162,7 +2162,7 @@
           <w:rFonts w:hint="eastAsia"/>
           <w:vertAlign w:val="subscript"/>
         </w:rPr>
-        <w:t xml:space="preserve">and ω is the oscillation frequency of the dipoles.</w:t>
+        <w:t xml:space="preserve"> denote the magnetic and electric dipole moments, respectively, and omega is the oscillation frequency of the dipoles.</w:t>
       </w:r>
       <w:r>
         <w:rPr>
@@ -2199,7 +2199,7 @@
           <w:rFonts w:hint="eastAsia"/>
           <w:vertAlign w:val="subscript"/>
         </w:rPr>
-        <w:t>0</w:t>
+        <w:t/>
       </w:r>
       <w:r>
         <w:rPr>
@@ -2322,13 +2322,13 @@
         <w:rPr>
           <w:rFonts w:hint="eastAsia"/>
         </w:rPr>
-        <w:t xml:space="preserve">Denote the scalar and vector potentials of the dipole optical field by</w:t>
-      </w:r>
-      <w:r>
-        <w:rPr>
-          <w:rFonts w:hint="eastAsia"/>
-        </w:rPr>
-        <w:t xml:space="preserve">and</w:t>
+        <w:t xml:space="preserve">Denote the scalar and vector potentials of the dipole optical field by </w:t>
+      </w:r>
+      <w:r>
+        <w:rPr>
+          <w:rFonts w:hint="eastAsia"/>
+        </w:rPr>
+        <w:t xml:space="preserve"> and </w:t>
       </w:r>
       <w:r>
         <w:rPr>
@@ -2833,7 +2833,7 @@
         <w:rPr>
           <w:rFonts w:hint="eastAsia"/>
         </w:rPr>
-        <w:t xml:space="preserve">where</w:t>
+        <w:t xml:space="preserve">where </w:t>
       </w:r>
       <m:oMath>
         <m:r>
@@ -2890,19 +2890,19 @@
         <w:rPr>
           <w:rFonts w:hint="eastAsia"/>
         </w:rPr>
-        <w:t xml:space="preserve">is the magnetization current density,</w:t>
-      </w:r>
-      <w:r>
-        <w:rPr>
-          <w:rFonts w:hint="eastAsia"/>
-        </w:rPr>
-        <w:t xml:space="preserve">the polarization current density,</w:t>
-      </w:r>
-      <w:r>
-        <w:rPr>
-          <w:rFonts w:hint="eastAsia"/>
-        </w:rPr>
-        <w:t xml:space="preserve">the vacuum permittivity, and</w:t>
+        <w:t xml:space="preserve"> is the magnetization current density, </w:t>
+      </w:r>
+      <w:r>
+        <w:rPr>
+          <w:rFonts w:hint="eastAsia"/>
+        </w:rPr>
+        <w:t xml:space="preserve"> the polarization current density, </w:t>
+      </w:r>
+      <w:r>
+        <w:rPr>
+          <w:rFonts w:hint="eastAsia"/>
+        </w:rPr>
+        <w:t xml:space="preserve"> the vacuum permittivity, and </w:t>
       </w:r>
       <w:ins w:id="192" w:author="Hongliang Dang" w:date="2026-06-08T15:29:00Z" w16du:dateUtc="2026-06-08T07:29:00Z">
         <w:r>
@@ -2945,7 +2945,7 @@
         <w:rPr>
           <w:rFonts w:hint="eastAsia"/>
         </w:rPr>
-        <w:t xml:space="preserve">the speed of light. The electric and magnetic fields are given by</w:t>
+        <w:t xml:space="preserve"> the speed of light. The electric and magnetic fields are given by </w:t>
       </w:r>
       <m:oMath>
         <m:f>
@@ -3007,7 +3007,7 @@
         <w:rPr>
           <w:rFonts w:hint="eastAsia"/>
         </w:rPr>
-        <w:t xml:space="preserve">and</w:t>
+        <w:t xml:space="preserve"> and </w:t>
       </w:r>
       <w:r>
         <w:rPr>
@@ -3352,7 +3352,7 @@
       <w:bookmarkEnd w:id="183"/>
       <w:bookmarkEnd w:id="184"/>
       <w:r>
-        <w:t xml:space="preserve">§Ⅲ Canonical Quantization in the Coulomb Gauge</w:t>
+        <w:t xml:space="preserve">III.  CANONICAL QUANTIZATION IN THE COULOMB GAUGE</w:t>
       </w:r>
     </w:p>
     <w:p>
@@ -3618,14 +3618,14 @@
         <w:rPr>
           <w:rFonts w:hint="eastAsia"/>
         </w:rPr>
-        <w:t xml:space="preserve">where</w:t>
+        <w:t xml:space="preserve">where </w:t>
       </w:r>
       <w:r>
         <w:rPr>
           <w:i/>
           <w:iCs/>
         </w:rPr>
-        <w:t xml:space="preserve">is the vacuum permeability. Applying the Euler-Lagrange equations to Eq. 4 reproduces the Helmholtz wave equation, Eq. 3. The canonical conjugate momentum of</w:t>
+        <w:t xml:space="preserve"> is the vacuum permeability. Applying the Euler-Lagrange equations to Eq. 4 reproduces the Helmholtz wave equation, Eq. 3. The canonical conjugate momentum of </w:t>
       </w:r>
       <m:oMath>
         <m:acc>
@@ -3690,7 +3690,7 @@
           <w:rFonts w:hint="eastAsia"/>
           <w:iCs/>
         </w:rPr>
-        <w:t xml:space="preserve">is:</w:t>
+        <w:t xml:space="preserve"> is:</w:t>
       </w:r>
       <m:oMath>
         <m:sSub>
@@ -3729,64 +3729,137 @@
         <w:t xml:space="preserve"/>
       </w:r>
       <w:r>
+        <w:t xml:space="preserve"/>
+      </w:r>
+      <w:r>
+        <w:rPr>
+          <w:rFonts w:hint="eastAsia"/>
+        </w:rPr>
+        <w:t xml:space="preserve"/>
+      </w:r>
+      <w:r>
+        <w:t xml:space="preserve"/>
+      </w:r>
+      <w:r>
+        <w:rPr>
+          <w:rFonts w:hint="eastAsia"/>
+        </w:rPr>
+        <w:t xml:space="preserve"/>
+      </w:r>
+      <w:r>
+        <w:rPr>
+          <w:rFonts w:hint="eastAsia"/>
+        </w:rPr>
+        <w:t xml:space="preserve"/>
+      </w:r>
+      <w:r>
+        <w:rPr>
+          <w:rFonts w:hint="eastAsia"/>
+        </w:rPr>
+        <w:fldChar w:fldCharType="begin"/>
+      </w:r>
+      <w:r>
+        <w:rPr>
+          <w:rFonts w:hint="eastAsia"/>
+        </w:rPr>
+        <w:instrText xml:space="preserve"> REF Eq_4 \h </w:instrText>
+      </w:r>
+      <w:r>
+        <w:rPr>
+          <w:rFonts w:hint="eastAsia"/>
+        </w:rPr>
+      </w:r>
+      <w:r>
+        <w:rPr>
+          <w:rFonts w:hint="eastAsia"/>
+        </w:rPr>
+        <w:fldChar w:fldCharType="separate"/>
+      </w:r>
+      <w:r>
+        <w:rPr>
+          <w:noProof/>
+        </w:rPr>
+        <w:t xml:space="preserve"/>
+      </w:r>
+      <w:r>
+        <w:rPr>
+          <w:rFonts w:hint="eastAsia"/>
+        </w:rPr>
+        <w:fldChar w:fldCharType="end"/>
+      </w:r>
+      <w:r>
+        <w:rPr>
+          <w:rFonts w:hint="eastAsia"/>
+        </w:rPr>
+        <w:t xml:space="preserve"/>
+      </w:r>
+      <w:r>
+        <w:rPr>
+          <w:rFonts w:hint="eastAsia"/>
+        </w:rPr>
+        <w:t xml:space="preserve"/>
+      </w:r>
+      <w:r>
+        <w:rPr>
+          <w:rFonts w:hint="eastAsia"/>
+        </w:rPr>
         <w:t/>
       </w:r>
       <w:r>
         <w:rPr>
           <w:rFonts w:hint="eastAsia"/>
         </w:rPr>
+        <w:t xml:space="preserve"/>
+      </w:r>
+      <w:r>
+        <w:rPr>
+          <w:rFonts w:hint="eastAsia"/>
+        </w:rPr>
+        <w:fldChar w:fldCharType="begin"/>
+      </w:r>
+      <w:r>
+        <w:rPr>
+          <w:rFonts w:hint="eastAsia"/>
+        </w:rPr>
+        <w:instrText xml:space="preserve"> REF Eq_3 \h </w:instrText>
+      </w:r>
+      <w:r>
+        <w:rPr>
+          <w:rFonts w:hint="eastAsia"/>
+        </w:rPr>
+      </w:r>
+      <w:r>
+        <w:rPr>
+          <w:rFonts w:hint="eastAsia"/>
+        </w:rPr>
+        <w:fldChar w:fldCharType="separate"/>
+      </w:r>
+      <w:r>
+        <w:rPr>
+          <w:noProof/>
+        </w:rPr>
         <w:t/>
       </w:r>
       <w:r>
-        <w:t>Euler-Lagrange</w:t>
-      </w:r>
-      <w:r>
-        <w:rPr>
-          <w:rFonts w:hint="eastAsia"/>
-        </w:rPr>
+        <w:rPr>
+          <w:rFonts w:hint="eastAsia"/>
+        </w:rPr>
+        <w:fldChar w:fldCharType="end"/>
+      </w:r>
+      <w:r>
         <w:t/>
       </w:r>
-      <w:r>
-        <w:rPr>
-          <w:rFonts w:hint="eastAsia"/>
-        </w:rPr>
-        <w:t xml:space="preserve">Eq.</w:t>
-      </w:r>
-      <w:r>
-        <w:rPr>
-          <w:rFonts w:hint="eastAsia"/>
-        </w:rPr>
-        <w:fldChar w:fldCharType="begin"/>
-      </w:r>
-      <w:r>
-        <w:rPr>
-          <w:rFonts w:hint="eastAsia"/>
-        </w:rPr>
-        <w:instrText xml:space="preserve"> REF Eq_4 \h </w:instrText>
-      </w:r>
-      <w:r>
-        <w:rPr>
-          <w:rFonts w:hint="eastAsia"/>
-        </w:rPr>
-      </w:r>
-      <w:r>
-        <w:rPr>
-          <w:rFonts w:hint="eastAsia"/>
-        </w:rPr>
-        <w:fldChar w:fldCharType="separate"/>
-      </w:r>
-      <w:r>
-        <w:rPr>
-          <w:noProof/>
-        </w:rPr>
-        <w:t>4</w:t>
-      </w:r>
-      <w:r>
-        <w:rPr>
-          <w:rFonts w:hint="eastAsia"/>
-        </w:rPr>
-        <w:fldChar w:fldCharType="end"/>
-      </w:r>
+      <m:oMath>
+        <m:r>
+          <m:rPr>
+            <m:sty m:val="bi"/>
+          </m:rPr>
+          <w:rPr>
+            <w:rFonts w:ascii="Cambria Math" w:hAnsi="Cambria Math"/>
+          </w:rPr>
+          <m:t>A</m:t>
+        </m:r>
+      </m:oMath>
       <w:r>
         <w:rPr>
           <w:rFonts w:hint="eastAsia"/>
@@ -3798,79 +3871,6 @@
           <w:rFonts w:hint="eastAsia"/>
         </w:rPr>
         <w:t/>
-      </w:r>
-      <w:r>
-        <w:rPr>
-          <w:rFonts w:hint="eastAsia"/>
-        </w:rPr>
-        <w:t/>
-      </w:r>
-      <w:r>
-        <w:rPr>
-          <w:rFonts w:hint="eastAsia"/>
-        </w:rPr>
-        <w:t xml:space="preserve">Eq.</w:t>
-      </w:r>
-      <w:r>
-        <w:rPr>
-          <w:rFonts w:hint="eastAsia"/>
-        </w:rPr>
-        <w:fldChar w:fldCharType="begin"/>
-      </w:r>
-      <w:r>
-        <w:rPr>
-          <w:rFonts w:hint="eastAsia"/>
-        </w:rPr>
-        <w:instrText xml:space="preserve"> REF Eq_3 \h </w:instrText>
-      </w:r>
-      <w:r>
-        <w:rPr>
-          <w:rFonts w:hint="eastAsia"/>
-        </w:rPr>
-      </w:r>
-      <w:r>
-        <w:rPr>
-          <w:rFonts w:hint="eastAsia"/>
-        </w:rPr>
-        <w:fldChar w:fldCharType="separate"/>
-      </w:r>
-      <w:r>
-        <w:rPr>
-          <w:noProof/>
-        </w:rPr>
-        <w:t>3</w:t>
-      </w:r>
-      <w:r>
-        <w:rPr>
-          <w:rFonts w:hint="eastAsia"/>
-        </w:rPr>
-        <w:fldChar w:fldCharType="end"/>
-      </w:r>
-      <w:r>
-        <w:t/>
-      </w:r>
-      <m:oMath>
-        <m:r>
-          <m:rPr>
-            <m:sty m:val="bi"/>
-          </m:rPr>
-          <w:rPr>
-            <w:rFonts w:ascii="Cambria Math" w:hAnsi="Cambria Math"/>
-          </w:rPr>
-          <m:t>A</m:t>
-        </m:r>
-      </m:oMath>
-      <w:r>
-        <w:rPr>
-          <w:rFonts w:hint="eastAsia"/>
-        </w:rPr>
-        <w:t/>
-      </w:r>
-      <w:r>
-        <w:rPr>
-          <w:rFonts w:hint="eastAsia"/>
-        </w:rPr>
-        <w:t>:</w:t>
       </w:r>
     </w:p>
     <w:p>
@@ -4135,13 +4135,13 @@
         <w:rPr>
           <w:rFonts w:hint="eastAsia"/>
         </w:rPr>
-        <w:t xml:space="preserve">In the interaction picture, the vector potential is expanded in a complete basis of transverse waves labeled by the wave vector</w:t>
-      </w:r>
-      <w:r>
-        <w:rPr>
-          <w:rFonts w:hint="eastAsia"/>
-        </w:rPr>
-        <w:t xml:space="preserve">and polarization index</w:t>
+        <w:t xml:space="preserve">In the interaction picture, the vector potential is expanded in a complete basis of transverse waves labeled by the wave vector </w:t>
+      </w:r>
+      <w:r>
+        <w:rPr>
+          <w:rFonts w:hint="eastAsia"/>
+        </w:rPr>
+        <w:t xml:space="preserve"> and polarization index </w:t>
       </w:r>
       <w:r>
         <w:t xml:space="preserve">:</w:t>
@@ -4531,7 +4531,7 @@
         <w:rPr>
           <w:rFonts w:hint="eastAsia"/>
         </w:rPr>
-        <w:t xml:space="preserve">where</w:t>
+        <w:t xml:space="preserve">where </w:t>
       </w:r>
       <m:oMath>
         <m:sSub>
@@ -4609,7 +4609,7 @@
         <w:rPr>
           <w:rFonts w:hint="eastAsia"/>
         </w:rPr>
-        <w:t xml:space="preserve">are mutually orthogonal polarization unit vectors,</w:t>
+        <w:t xml:space="preserve"> are mutually orthogonal polarization unit vectors, </w:t>
       </w:r>
       <m:oMath>
         <m:sSub>
@@ -4657,7 +4657,7 @@
         <w:rPr>
           <w:rFonts w:hint="eastAsia"/>
         </w:rPr>
-        <w:t xml:space="preserve">is the annihilation operator of mode</w:t>
+        <w:t xml:space="preserve"> is the annihilation operator of mode </w:t>
       </w:r>
       <m:oMath>
         <m:r>
@@ -4674,7 +4674,7 @@
         <w:rPr>
           <w:rFonts w:hint="eastAsia"/>
         </w:rPr>
-        <w:t xml:space="preserve">, and</w:t>
+        <w:t xml:space="preserve">, and </w:t>
       </w:r>
       <m:oMath>
         <m:sSub>
@@ -4730,7 +4730,7 @@
         <w:rPr>
           <w:rFonts w:hint="eastAsia"/>
         </w:rPr>
-        <w:t xml:space="preserve">is a real normalization constant to be determined. The operators satisfy bosonic commutation relations:</w:t>
+        <w:t xml:space="preserve"> is a real normalization constant to be determined. The operators satisfy bosonic commutation relations:</w:t>
       </w:r>
       <m:oMath>
         <m:r>
@@ -5622,7 +5622,7 @@
         <w:t xml:space="preserve"/>
       </w:r>
       <w:r>
-        <w:t xml:space="preserve">acts as the transverse delta function in the Coulomb gauge. Substituting the mode expansion</w:t>
+        <w:t xml:space="preserve"> acts as the transverse delta function in the Coulomb gauge. Substituting the mode expansion </w:t>
       </w:r>
       <m:oMath>
         <m:sSubSup>
@@ -5733,19 +5733,19 @@
         <w:rPr>
           <w:rFonts w:hint="eastAsia"/>
         </w:rPr>
-        <w:t xml:space="preserve">and the commutation relations</w:t>
-      </w:r>
-      <w:r>
-        <w:t xml:space="preserve">into Eq. 8, only cross terms between</w:t>
-      </w:r>
-      <w:r>
-        <w:rPr>
-          <w:rFonts w:hint="eastAsia"/>
-        </w:rPr>
-        <w:t xml:space="preserve">and</w:t>
-      </w:r>
-      <w:r>
-        <w:t xml:space="preserve">survive. Using the polarization completeness sum:</w:t>
+        <w:t xml:space="preserve"> and the commutation relations </w:t>
+      </w:r>
+      <w:r>
+        <w:t xml:space="preserve"> into  8, only cross terms between </w:t>
+      </w:r>
+      <w:r>
+        <w:rPr>
+          <w:rFonts w:hint="eastAsia"/>
+        </w:rPr>
+        <w:t xml:space="preserve"> and </w:t>
+      </w:r>
+      <w:r>
+        <w:t xml:space="preserve"> survive. Using the polarization completeness sum:</w:t>
       </w:r>
       <w:hyperlink w:anchor="eq:mode_expansion">
         <w:r>
@@ -5754,7 +5754,7 @@
             <w:rFonts w:hint="eastAsia"/>
             <w:color w:val="000000" w:themeColor="text1"/>
           </w:rPr>
-          <w:t>Eq.</w:t>
+          <w:t/>
         </w:r>
       </w:hyperlink>
       <w:r>
@@ -5790,7 +5790,7 @@
         <w:fldChar w:fldCharType="separate"/>
       </w:r>
       <w:r>
-        <w:t>6</w:t>
+        <w:t xml:space="preserve"/>
       </w:r>
       <w:r>
         <w:rPr>
@@ -5799,22 +5799,22 @@
         <w:fldChar w:fldCharType="end"/>
       </w:r>
       <w:r>
-        <w:t xml:space="preserve">)</w:t>
-      </w:r>
-      <w:r>
-        <w:rPr>
-          <w:rFonts w:hint="eastAsia"/>
-        </w:rPr>
-        <w:t/>
-      </w:r>
-      <w:r>
-        <w:rPr>
-          <w:rFonts w:hint="eastAsia"/>
-        </w:rPr>
-        <w:t/>
-      </w:r>
-      <w:r>
-        <w:t>(</w:t>
+        <w:t xml:space="preserve"/>
+      </w:r>
+      <w:r>
+        <w:rPr>
+          <w:rFonts w:hint="eastAsia"/>
+        </w:rPr>
+        <w:t xml:space="preserve"/>
+      </w:r>
+      <w:r>
+        <w:rPr>
+          <w:rFonts w:hint="eastAsia"/>
+        </w:rPr>
+        <w:t xml:space="preserve"/>
+      </w:r>
+      <w:r>
+        <w:t xml:space="preserve"/>
       </w:r>
       <w:hyperlink w:anchor="eq:pi">
         <w:r>
@@ -5823,7 +5823,7 @@
             <w:rFonts w:hint="eastAsia"/>
             <w:color w:val="000000" w:themeColor="text1"/>
           </w:rPr>
-          <w:t>Eq.</w:t>
+          <w:t/>
         </w:r>
       </w:hyperlink>
       <w:r>
@@ -5860,7 +5860,7 @@
         <w:fldChar w:fldCharType="separate"/>
       </w:r>
       <w:r>
-        <w:t>7</w:t>
+        <w:t xml:space="preserve"/>
       </w:r>
       <w:r>
         <w:rPr>
@@ -5869,19 +5869,19 @@
         <w:fldChar w:fldCharType="end"/>
       </w:r>
       <w:r>
-        <w:t xml:space="preserve">)</w:t>
-      </w:r>
-      <w:r>
-        <w:rPr>
-          <w:rFonts w:hint="eastAsia"/>
-        </w:rPr>
-        <w:t/>
-      </w:r>
-      <w:r>
-        <w:rPr>
-          <w:rFonts w:hint="eastAsia"/>
-        </w:rPr>
-        <w:t xml:space="preserve">Eq.</w:t>
+        <w:t xml:space="preserve"/>
+      </w:r>
+      <w:r>
+        <w:rPr>
+          <w:rFonts w:hint="eastAsia"/>
+        </w:rPr>
+        <w:t xml:space="preserve"/>
+      </w:r>
+      <w:r>
+        <w:rPr>
+          <w:rFonts w:hint="eastAsia"/>
+        </w:rPr>
+        <w:t xml:space="preserve"/>
       </w:r>
       <w:r>
         <w:rPr>
@@ -5910,7 +5910,7 @@
         <w:fldChar w:fldCharType="separate"/>
       </w:r>
       <w:r>
-        <w:t>8</w:t>
+        <w:t xml:space="preserve"/>
       </w:r>
       <w:r>
         <w:rPr>
@@ -5922,16 +5922,16 @@
         <w:rPr>
           <w:rFonts w:hint="eastAsia"/>
         </w:rPr>
-        <w:t/>
-      </w:r>
-      <w:r>
         <w:t xml:space="preserve"/>
       </w:r>
       <w:r>
-        <w:rPr>
-          <w:rFonts w:hint="eastAsia"/>
-        </w:rPr>
-        <w:t/>
+        <w:t xml:space="preserve"/>
+      </w:r>
+      <w:r>
+        <w:rPr>
+          <w:rFonts w:hint="eastAsia"/>
+        </w:rPr>
+        <w:t xml:space="preserve"/>
       </w:r>
       <m:oMath>
         <m:acc>
@@ -6998,7 +6998,7 @@
         <w:fldChar w:fldCharType="end"/>
       </w:r>
       <w:r>
-        <w:t xml:space="preserve">)</w:t>
+        <w:t xml:space="preserve"/>
       </w:r>
       <w:r>
         <w:rPr>
@@ -7226,10 +7226,10 @@
         <w:rPr>
           <w:rFonts w:hint="eastAsia"/>
         </w:rPr>
-        <w:t xml:space="preserve">is satisfied. Solving for</w:t>
-      </w:r>
-      <w:r>
-        <w:t xml:space="preserve">yields:</w:t>
+        <w:t xml:space="preserve">is satisfied. Solving for </w:t>
+      </w:r>
+      <w:r>
+        <w:t xml:space="preserve"> yields:</w:t>
       </w:r>
       <m:oMath>
         <m:sSub>
@@ -7479,7 +7479,7 @@
         <w:rPr>
           <w:rFonts w:hint="eastAsia"/>
         </w:rPr>
-        <w:t xml:space="preserve">This is the standard result under the continuum normalization convention</w:t>
+        <w:t xml:space="preserve">This is the standard result under the continuum normalization convention </w:t>
       </w:r>
       <w:r>
         <w:t xml:space="preserve">.</w:t>
@@ -8818,7 +8818,7 @@
         <w:ind w:firstLine="480"/>
       </w:pPr>
       <w:r>
-        <w:t xml:space="preserve">The zero-point energy does not affect dynamical processes and will be omitted in what follows.</w:t>
+        <w:t xml:space="preserve">The zero-point energy plays no role in the dynamics and is omitted hereafter.</w:t>
       </w:r>
     </w:p>
     <w:p>
@@ -8826,7 +8826,7 @@
         <w:pStyle w:val="1"/>
       </w:pPr>
       <w:r>
-        <w:t xml:space="preserve">§Ⅳ Quantization in the Lorenz Gauge</w:t>
+        <w:t xml:space="preserve">IV.  QUANTIZATION IN THE LORENZ GAUGE</w:t>
       </w:r>
     </w:p>
     <w:p>
@@ -8844,7 +8844,7 @@
         <w:ind w:firstLine="480"/>
       </w:pPr>
       <w:r>
-        <w:t xml:space="preserve">The Coulomb gauge imposes ∇·A = 0, restricting the vector potential to transverse degrees of freedom but sacrificing manifest Lorentz covariance. The Lorenz gauge remedies this by introducing a covariant scalar condition, which reads:</w:t>
+        <w:t xml:space="preserve">The Coulomb gauge imposes div A = 0, restricting the vector potential to transverse degrees of freedom but sacrificing manifest Lorentz covariance. The Lorenz gauge remedies this by introducing a covariant scalar condition, which reads:</w:t>
       </w:r>
     </w:p>
     <w:p>
@@ -9056,7 +9056,7 @@
         <w:rPr>
           <w:rFonts w:hint="eastAsia"/>
         </w:rPr>
-        <w:t xml:space="preserve">This condition is invariant under Lorentz transformations-it is a covariant scalar equation. Introducing the four-vector potential</w:t>
+        <w:t xml:space="preserve">This condition is invariant under Lorentz transformations---it is a covariant scalar equation. Introducing the four-vector potential </w:t>
       </w:r>
       <m:oMath>
         <m:sSup>
@@ -9146,13 +9146,13 @@
         <w:rPr>
           <w:rFonts w:hint="eastAsia"/>
         </w:rPr>
-        <w:t xml:space="preserve">, with the Minkowski metric convention</w:t>
-      </w:r>
-      <w:r>
-        <w:rPr>
-          <w:rFonts w:hint="eastAsia"/>
-        </w:rPr>
-        <w:t xml:space="preserve">and the Maxwell tensor</w:t>
+        <w:t xml:space="preserve">, with the Minkowski metric convention </w:t>
+      </w:r>
+      <w:r>
+        <w:rPr>
+          <w:rFonts w:hint="eastAsia"/>
+        </w:rPr>
+        <w:t xml:space="preserve"> and the Maxwell tensor </w:t>
       </w:r>
       <w:r>
         <w:rPr>
@@ -9164,43 +9164,7 @@
         <w:rPr>
           <w:rFonts w:hint="eastAsia"/>
         </w:rPr>
-        <w:t xml:space="preserve">(+,</w:t>
-      </w:r>
-      <w:r>
-        <w:rPr>
-          <w:rFonts w:hint="eastAsia"/>
-        </w:rPr>
-        <w:t>−</w:t>
-      </w:r>
-      <w:r>
-        <w:rPr>
-          <w:rFonts w:hint="eastAsia"/>
-        </w:rPr>
-        <w:t xml:space="preserve">,</w:t>
-      </w:r>
-      <w:r>
-        <w:rPr>
-          <w:rFonts w:hint="eastAsia"/>
-        </w:rPr>
-        <w:t>−</w:t>
-      </w:r>
-      <w:r>
-        <w:rPr>
-          <w:rFonts w:hint="eastAsia"/>
-        </w:rPr>
-        <w:t xml:space="preserve">,</w:t>
-      </w:r>
-      <w:r>
-        <w:rPr>
-          <w:rFonts w:hint="eastAsia"/>
-        </w:rPr>
-        <w:t>−</w:t>
-      </w:r>
-      <w:r>
-        <w:rPr>
-          <w:rFonts w:hint="eastAsia"/>
-        </w:rPr>
-        <w:t>)</w:t>
+        <w:t xml:space="preserve"/>
       </w:r>
       <w:r>
         <w:rPr>
@@ -9212,7 +9176,43 @@
         <w:rPr>
           <w:rFonts w:hint="eastAsia"/>
         </w:rPr>
-        <w:t xml:space="preserve">Maxwell</w:t>
+        <w:t xml:space="preserve"/>
+      </w:r>
+      <w:r>
+        <w:rPr>
+          <w:rFonts w:hint="eastAsia"/>
+        </w:rPr>
+        <w:t/>
+      </w:r>
+      <w:r>
+        <w:rPr>
+          <w:rFonts w:hint="eastAsia"/>
+        </w:rPr>
+        <w:t xml:space="preserve"/>
+      </w:r>
+      <w:r>
+        <w:rPr>
+          <w:rFonts w:hint="eastAsia"/>
+        </w:rPr>
+        <w:t/>
+      </w:r>
+      <w:r>
+        <w:rPr>
+          <w:rFonts w:hint="eastAsia"/>
+        </w:rPr>
+        <w:t/>
+      </w:r>
+      <w:r>
+        <w:rPr>
+          <w:rFonts w:hint="eastAsia"/>
+        </w:rPr>
+        <w:t/>
+      </w:r>
+      <w:r>
+        <w:rPr>
+          <w:rFonts w:hint="eastAsia"/>
+        </w:rPr>
+        <w:t xml:space="preserve"/>
       </w:r>
       <w:r>
         <w:rPr>
@@ -9690,7 +9690,7 @@
         <w:rPr>
           <w:rFonts w:hint="eastAsia"/>
         </w:rPr>
-        <w:t xml:space="preserve">where</w:t>
+        <w:t xml:space="preserve">where </w:t>
       </w:r>
       <m:oMath>
         <m:sSup>
@@ -9835,7 +9835,7 @@
         <w:rPr>
           <w:rFonts w:hint="eastAsia"/>
         </w:rPr>
-        <w:t xml:space="preserve">is the four-current density, with</w:t>
+        <w:t xml:space="preserve"> is the four-current density, with </w:t>
       </w:r>
       <m:oMath>
         <m:r>
@@ -9849,7 +9849,7 @@
         <w:rPr>
           <w:rFonts w:hint="eastAsia"/>
         </w:rPr>
-        <w:t xml:space="preserve">the free charge density and J the free current density.</w:t>
+        <w:t xml:space="preserve"> the free charge density and J the free current density.</w:t>
       </w:r>
     </w:p>
     <w:p>
@@ -10176,7 +10176,7 @@
         <w:rPr>
           <w:rFonts w:hint="eastAsia"/>
         </w:rPr>
-        <w:t xml:space="preserve">Applying the Euler-Lagrange equations to Eq. 18 directly yields Eq. 17. Computing the canonical conjugate momenta</w:t>
+        <w:t xml:space="preserve">Applying the Euler-Lagrange equations to Eq. 18 directly yields Eq. 17. Computing the canonical conjugate momenta </w:t>
       </w:r>
       <m:oMath>
         <m:sSub>
@@ -10216,7 +10216,7 @@
         <w:rPr>
           <w:rFonts w:hint="eastAsia"/>
         </w:rPr>
-        <w:t xml:space="preserve">gives the time component:</w:t>
+        <w:t xml:space="preserve"> gives the time component:</w:t>
       </w:r>
       <w:r>
         <w:rPr>
@@ -10234,54 +10234,54 @@
         <w:rPr>
           <w:rFonts w:hint="eastAsia"/>
         </w:rPr>
-        <w:t xml:space="preserve">Lagrange</w:t>
-      </w:r>
-      <w:r>
-        <w:rPr>
-          <w:rFonts w:hint="eastAsia"/>
+        <w:t xml:space="preserve"/>
+      </w:r>
+      <w:r>
+        <w:rPr>
+          <w:rFonts w:hint="eastAsia"/>
+        </w:rPr>
+        <w:t xml:space="preserve"/>
+      </w:r>
+      <w:r>
+        <w:rPr>
+          <w:rFonts w:hint="eastAsia"/>
+        </w:rPr>
+        <w:t xml:space="preserve"/>
+      </w:r>
+      <w:r>
+        <w:rPr>
+          <w:rFonts w:hint="eastAsia"/>
+        </w:rPr>
+        <w:t xml:space="preserve"/>
+      </w:r>
+      <w:r>
+        <w:rPr>
+          <w:rFonts w:hint="eastAsia"/>
+        </w:rPr>
+        <w:fldChar w:fldCharType="begin"/>
+      </w:r>
+      <w:r>
+        <w:rPr>
+          <w:rFonts w:hint="eastAsia"/>
+        </w:rPr>
+        <w:instrText xml:space="preserve"> REF Eq_17 \h </w:instrText>
+      </w:r>
+      <w:r>
+        <w:rPr>
+          <w:rFonts w:hint="eastAsia"/>
+        </w:rPr>
+      </w:r>
+      <w:r>
+        <w:rPr>
+          <w:rFonts w:hint="eastAsia"/>
+        </w:rPr>
+        <w:fldChar w:fldCharType="separate"/>
+      </w:r>
+      <w:r>
+        <w:rPr>
+          <w:noProof/>
         </w:rPr>
         <w:t/>
-      </w:r>
-      <w:r>
-        <w:rPr>
-          <w:rFonts w:hint="eastAsia"/>
-        </w:rPr>
-        <w:t xml:space="preserve"/>
-      </w:r>
-      <w:r>
-        <w:rPr>
-          <w:rFonts w:hint="eastAsia"/>
-        </w:rPr>
-        <w:t xml:space="preserve">Eq.</w:t>
-      </w:r>
-      <w:r>
-        <w:rPr>
-          <w:rFonts w:hint="eastAsia"/>
-        </w:rPr>
-        <w:fldChar w:fldCharType="begin"/>
-      </w:r>
-      <w:r>
-        <w:rPr>
-          <w:rFonts w:hint="eastAsia"/>
-        </w:rPr>
-        <w:instrText xml:space="preserve"> REF Eq_17 \h </w:instrText>
-      </w:r>
-      <w:r>
-        <w:rPr>
-          <w:rFonts w:hint="eastAsia"/>
-        </w:rPr>
-      </w:r>
-      <w:r>
-        <w:rPr>
-          <w:rFonts w:hint="eastAsia"/>
-        </w:rPr>
-        <w:fldChar w:fldCharType="separate"/>
-      </w:r>
-      <w:r>
-        <w:rPr>
-          <w:noProof/>
-        </w:rPr>
-        <w:t>17</w:t>
       </w:r>
       <w:r>
         <w:rPr>
@@ -10962,7 +10962,7 @@
         <w:rPr>
           <w:rFonts w:hint="eastAsia"/>
         </w:rPr>
-        <w:t xml:space="preserve">The crucial distinction from the Coulomb gauge is this: in the Coulomb gauge the time-component momentum vanishes,</w:t>
+        <w:t xml:space="preserve">The crucial distinction from the Coulomb gauge is this: in the Coulomb gauge the time-component momentum vanishes, </w:t>
       </w:r>
       <m:oMath>
         <m:sSup>
@@ -11010,7 +11010,7 @@
         <w:rPr>
           <w:rFonts w:hint="eastAsia"/>
         </w:rPr>
-        <w:t xml:space="preserve">; whereas in the Lorenz gauge all four components are treated on an equal footing, at the cost of introducing an unphysical polarization degree of freedom. Imposing canonical quantization on</w:t>
+        <w:t xml:space="preserve">; whereas in the Lorenz gauge all four components are treated on an equal footing, at the cost of introducing an unphysical polarization degree of freedom. Imposing canonical quantization on </w:t>
       </w:r>
       <m:oMath>
         <m:sSup>
@@ -11058,7 +11058,7 @@
         <w:rPr>
           <w:rFonts w:hint="eastAsia"/>
         </w:rPr>
-        <w:t xml:space="preserve">and</w:t>
+        <w:t xml:space="preserve"> and </w:t>
       </w:r>
       <m:oMath>
         <m:sSub>
@@ -11455,7 +11455,7 @@
         <w:rPr>
           <w:rFonts w:hint="eastAsia"/>
         </w:rPr>
-        <w:t xml:space="preserve">The metric factor</w:t>
+        <w:t xml:space="preserve">The metric factor </w:t>
       </w:r>
       <m:oMath>
         <m:sSub>
@@ -11572,7 +11572,7 @@
         <w:rPr>
           <w:rFonts w:hint="eastAsia"/>
         </w:rPr>
-        <w:t xml:space="preserve">causes the commutator of the scalar photon to carry a positive sign, which leads to negative-norm states,</w:t>
+        <w:t xml:space="preserve"> causes the commutator of the scalar photon to carry a positive sign, which leads to negative-norm states,</w:t>
       </w:r>
       <m:oMath>
         <m:r>
@@ -11616,25 +11616,25 @@
         <w:rPr>
           <w:rFonts w:hint="eastAsia"/>
         </w:rPr>
-        <w:t xml:space="preserve">the central problem that the Gupta-Bleuler formalism is designed to resolve.</w:t>
-      </w:r>
-      <w:r>
-        <w:rPr>
-          <w:rFonts w:hint="eastAsia"/>
-        </w:rPr>
-        <w:t xml:space="preserve">Gupta</w:t>
-      </w:r>
-      <w:r>
-        <w:rPr>
-          <w:rFonts w:hint="eastAsia"/>
-        </w:rPr>
-        <w:t>–</w:t>
-      </w:r>
-      <w:r>
-        <w:rPr>
-          <w:rFonts w:hint="eastAsia"/>
-        </w:rPr>
-        <w:t xml:space="preserve">Bleuler</w:t>
+        <w:t xml:space="preserve"> the central problem that the Gupta-Bleuler formalism is designed to resolve.</w:t>
+      </w:r>
+      <w:r>
+        <w:rPr>
+          <w:rFonts w:hint="eastAsia"/>
+        </w:rPr>
+        <w:t xml:space="preserve"/>
+      </w:r>
+      <w:r>
+        <w:rPr>
+          <w:rFonts w:hint="eastAsia"/>
+        </w:rPr>
+        <w:t/>
+      </w:r>
+      <w:r>
+        <w:rPr>
+          <w:rFonts w:hint="eastAsia"/>
+        </w:rPr>
+        <w:t xml:space="preserve"/>
       </w:r>
       <w:r>
         <w:rPr>
@@ -11661,7 +11661,7 @@
         <w:rPr>
           <w:rFonts w:hint="eastAsia"/>
         </w:rPr>
-        <w:t xml:space="preserve">For each wave vector k we define four orthonormal polarization four-vectors:</w:t>
+        <w:t xml:space="preserve">For each wave vector k we define four orthonormal polarization four-vectors: </w:t>
       </w:r>
       <w:r>
         <w:rPr>
@@ -11669,13 +11669,13 @@
           <w:i/>
           <w:iCs/>
         </w:rPr>
-        <w:t xml:space="preserve">is the time-like scalar polarization,</w:t>
-      </w:r>
-      <w:r>
-        <w:rPr>
-          <w:rFonts w:hint="eastAsia"/>
-        </w:rPr>
-        <w:t xml:space="preserve">are the transverse polarizations (physical photons), and</w:t>
+        <w:t xml:space="preserve"> is the time-like scalar polarization, </w:t>
+      </w:r>
+      <w:r>
+        <w:rPr>
+          <w:rFonts w:hint="eastAsia"/>
+        </w:rPr>
+        <w:t xml:space="preserve"> are the transverse polarizations (physical photons), and </w:t>
       </w:r>
       <m:oMath>
         <m:sSubSup>
@@ -11793,7 +11793,7 @@
         <w:rPr>
           <w:rFonts w:hint="eastAsia"/>
         </w:rPr>
-        <w:t xml:space="preserve">is the longitudinal polarization along the k direction. They satisfy the completeness and orthonormality relations</w:t>
+        <w:t xml:space="preserve"> is the longitudinal polarization along the k direction. They satisfy the completeness and orthonormality relations </w:t>
       </w:r>
       <m:oMath>
         <m:r>
@@ -12499,10 +12499,10 @@
         <w:rPr>
           <w:rFonts w:hint="eastAsia"/>
         </w:rPr>
-        <w:t xml:space="preserve">The normalization constant</w:t>
-      </w:r>
-      <w:r>
-        <w:t xml:space="preserve">is identical to that of the Coulomb gauge. Substituting Eq. 22 into Eq. 21 yields the commutation relations for the creation and annihilation operators:</w:t>
+        <w:t xml:space="preserve">The normalization constant </w:t>
+      </w:r>
+      <w:r>
+        <w:t xml:space="preserve"> is identical to that of the Coulomb gauge. Substituting Eq. 22 into Eq. 21 yields the commutation relations for the creation and annihilation operators:</w:t>
       </w:r>
       <m:oMath>
         <m:sSub>
@@ -12687,19 +12687,19 @@
         <w:rPr>
           <w:rFonts w:hint="eastAsia"/>
         </w:rPr>
-        <w:t/>
-      </w:r>
-      <w:r>
-        <w:rPr>
-          <w:rFonts w:hint="eastAsia"/>
-        </w:rPr>
-        <w:t/>
-      </w:r>
-      <w:r>
-        <w:rPr>
-          <w:rFonts w:hint="eastAsia"/>
-        </w:rPr>
-        <w:t xml:space="preserve">Eq.</w:t>
+        <w:t xml:space="preserve"/>
+      </w:r>
+      <w:r>
+        <w:rPr>
+          <w:rFonts w:hint="eastAsia"/>
+        </w:rPr>
+        <w:t xml:space="preserve"/>
+      </w:r>
+      <w:r>
+        <w:rPr>
+          <w:rFonts w:hint="eastAsia"/>
+        </w:rPr>
+        <w:t xml:space="preserve"/>
       </w:r>
       <w:r>
         <w:rPr>
@@ -12728,7 +12728,7 @@
         <w:rPr>
           <w:noProof/>
         </w:rPr>
-        <w:t>22</w:t>
+        <w:t xml:space="preserve"/>
       </w:r>
       <w:r>
         <w:rPr>
@@ -12740,13 +12740,13 @@
         <w:rPr>
           <w:rFonts w:hint="eastAsia"/>
         </w:rPr>
-        <w:t/>
-      </w:r>
-      <w:r>
-        <w:rPr>
-          <w:rFonts w:hint="eastAsia"/>
-        </w:rPr>
-        <w:t xml:space="preserve">Eq.</w:t>
+        <w:t xml:space="preserve"/>
+      </w:r>
+      <w:r>
+        <w:rPr>
+          <w:rFonts w:hint="eastAsia"/>
+        </w:rPr>
+        <w:t xml:space="preserve"/>
       </w:r>
       <w:r>
         <w:rPr>
@@ -12775,7 +12775,7 @@
         <w:rPr>
           <w:noProof/>
         </w:rPr>
-        <w:t>21</w:t>
+        <w:t xml:space="preserve"/>
       </w:r>
       <w:r>
         <w:rPr>
@@ -13138,10 +13138,10 @@
         <w:rPr>
           <w:rFonts w:hint="eastAsia"/>
         </w:rPr>
-        <w:t xml:space="preserve">For</w:t>
-      </w:r>
-      <w:r>
-        <w:t xml:space="preserve">the commutator is negative. This implies that the creation operator of a scalar photon generates negative-norm states,</w:t>
+        <w:t xml:space="preserve">For </w:t>
+      </w:r>
+      <w:r>
+        <w:t xml:space="preserve"> the commutator is negative. This implies that the creation operator of a scalar photon generates negative-norm states,</w:t>
       </w:r>
       <m:oMath>
         <m:r>
@@ -13207,7 +13207,7 @@
         <w:rPr>
           <w:rFonts w:hint="eastAsia"/>
         </w:rPr>
-        <w:t xml:space="preserve">a problem that must be addressed by the Gupta-Bleuler quantization procedure.</w:t>
+        <w:t xml:space="preserve"> a problem that must be addressed by the Gupta-Bleuler quantization procedure.</w:t>
       </w:r>
       <m:oMath>
         <m:r>
@@ -13622,19 +13622,19 @@
         <w:rPr>
           <w:rFonts w:hint="eastAsia"/>
         </w:rPr>
-        <w:t>Gupta</w:t>
-      </w:r>
-      <w:r>
-        <w:rPr>
-          <w:rFonts w:hint="eastAsia"/>
-        </w:rPr>
-        <w:t>–</w:t>
-      </w:r>
-      <w:r>
-        <w:rPr>
-          <w:rFonts w:hint="eastAsia"/>
-        </w:rPr>
-        <w:t>Bleuler</w:t>
+        <w:t/>
+      </w:r>
+      <w:r>
+        <w:rPr>
+          <w:rFonts w:hint="eastAsia"/>
+        </w:rPr>
+        <w:t/>
+      </w:r>
+      <w:r>
+        <w:rPr>
+          <w:rFonts w:hint="eastAsia"/>
+        </w:rPr>
+        <w:t/>
       </w:r>
       <w:r>
         <w:rPr>
@@ -13649,7 +13649,7 @@
         <w:ind w:firstLine="301"/>
       </w:pPr>
       <w:r>
-        <w:t xml:space="preserve">Gupta–Bleuler Quantization</w:t>
+        <w:t xml:space="preserve">Gupta-Bleuler Quantization</w:t>
       </w:r>
     </w:p>
     <w:p>
@@ -13661,10 +13661,10 @@
         <w:rPr>
           <w:rFonts w:hint="eastAsia"/>
         </w:rPr>
-        <w:t xml:space="preserve">Gupta and Bleuler proposed decomposing the operator</w:t>
-      </w:r>
-      <w:r>
-        <w:t xml:space="preserve">into positive-frequency (containing annihilation operators) and negative-frequency parts. The weak Lorenz condition is then imposed by demanding that the positive-frequency part acting on any physical state satisfies:</w:t>
+        <w:t xml:space="preserve">Gupta and Bleuler proposed decomposing the operator </w:t>
+      </w:r>
+      <w:r>
+        <w:t xml:space="preserve"> into positive-frequency (containing annihilation operators) and negative-frequency parts. The weak Lorenz condition is then imposed by demanding that the positive-frequency part acting on any physical state satisfies:</w:t>
       </w:r>
       <w:r>
         <w:rPr>
@@ -13673,7 +13673,7 @@
         <w:t xml:space="preserve"/>
       </w:r>
       <w:r>
-        <w:t xml:space="preserve">Bleuler</w:t>
+        <w:t xml:space="preserve"/>
       </w:r>
       <w:r>
         <w:rPr>
@@ -14026,7 +14026,7 @@
           <w:rFonts w:hint="eastAsia"/>
         </w:rPr>
         <w:lastRenderedPageBreak/>
-        <w:t xml:space="preserve">In momentum space this condition is equivalent to the requirement that, for all</w:t>
+        <w:t xml:space="preserve">In momentum space this condition is equivalent to the requirement that, for all </w:t>
       </w:r>
       <w:r>
         <w:rPr>
@@ -14042,13 +14042,13 @@
           <w:i/>
           <w:iCs/>
         </w:rPr>
-        <w:t>k</w:t>
-      </w:r>
-      <w:r>
-        <w:rPr>
-          <w:rFonts w:hint="eastAsia"/>
-        </w:rPr>
-        <w:t>=(</w:t>
+        <w:t/>
+      </w:r>
+      <w:r>
+        <w:rPr>
+          <w:rFonts w:hint="eastAsia"/>
+        </w:rPr>
+        <w:t/>
       </w:r>
       <m:oMath>
         <m:r>
@@ -14062,7 +14062,7 @@
         <w:rPr>
           <w:rFonts w:hint="eastAsia"/>
         </w:rPr>
-        <w:t>,0,0,</w:t>
+        <w:t/>
       </w:r>
       <w:r>
         <w:rPr>
@@ -14070,13 +14070,13 @@
           <w:i/>
           <w:iCs/>
         </w:rPr>
-        <w:t>k</w:t>
-      </w:r>
-      <w:r>
-        <w:rPr>
-          <w:rFonts w:hint="eastAsia"/>
-        </w:rPr>
-        <w:t>)</w:t>
+        <w:t/>
+      </w:r>
+      <w:r>
+        <w:rPr>
+          <w:rFonts w:hint="eastAsia"/>
+        </w:rPr>
+        <w:t/>
       </w:r>
       <w:r>
         <w:rPr>
@@ -14332,7 +14332,7 @@
         <w:rPr>
           <w:rFonts w:hint="eastAsia"/>
         </w:rPr>
-        <w:t xml:space="preserve">(i) Positive semi-definiteness: the norm of any physical state satisfies</w:t>
+        <w:t xml:space="preserve"> (i) Positive semi-definiteness: the norm of any physical state satisfies </w:t>
       </w:r>
       <w:r>
         <w:rPr>
@@ -14397,31 +14397,43 @@
         <w:rPr>
           <w:rFonts w:hint="eastAsia"/>
         </w:rPr>
+        <w:t xml:space="preserve"/>
+      </w:r>
+      <w:r>
+        <w:rPr>
+          <w:rFonts w:hint="eastAsia"/>
+        </w:rPr>
+        <w:t xml:space="preserve"/>
+      </w:r>
+      <w:r>
+        <w:rPr>
+          <w:rFonts w:ascii="Cambria Math" w:hAnsi="Cambria Math" w:cs="Cambria Math"/>
+        </w:rPr>
         <w:t/>
       </w:r>
       <w:r>
         <w:rPr>
           <w:rFonts w:hint="eastAsia"/>
         </w:rPr>
+        <w:t/>
+      </w:r>
+      <w:r>
+        <w:rPr>
+          <w:rFonts w:ascii="Cambria Math" w:hAnsi="Cambria Math" w:cs="Cambria Math"/>
+        </w:rPr>
+        <w:t/>
+      </w:r>
+      <w:r>
+        <w:rPr>
+          <w:rFonts w:hint="eastAsia"/>
+        </w:rPr>
         <w:t xml:space="preserve"/>
       </w:r>
       <w:r>
         <w:rPr>
-          <w:rFonts w:ascii="Cambria Math" w:hAnsi="Cambria Math" w:cs="Cambria Math"/>
-        </w:rPr>
-        <w:t>⟨</w:t>
-      </w:r>
-      <w:r>
-        <w:rPr>
-          <w:rFonts w:hint="eastAsia"/>
-        </w:rPr>
-        <w:t>phys|phys</w:t>
-      </w:r>
-      <w:r>
-        <w:rPr>
-          <w:rFonts w:ascii="Cambria Math" w:hAnsi="Cambria Math" w:cs="Cambria Math"/>
-        </w:rPr>
-        <w:t>⟩</w:t>
+          <w:rFonts w:hint="eastAsia"/>
+        </w:rPr>
+        <w:t/>
       </w:r>
       <w:r>
         <w:rPr>
@@ -14433,54 +14445,24 @@
         <w:rPr>
           <w:rFonts w:hint="eastAsia"/>
         </w:rPr>
-        <w:t>≥</w:t>
-      </w:r>
-      <w:r>
-        <w:rPr>
-          <w:rFonts w:hint="eastAsia"/>
-        </w:rPr>
-        <w:t xml:space="preserve">0</w:t>
-      </w:r>
-      <w:r>
-        <w:rPr>
-          <w:rFonts w:hint="eastAsia"/>
-        </w:rPr>
         <w:t/>
       </w:r>
       <w:r>
         <w:rPr>
           <w:rFonts w:hint="eastAsia"/>
         </w:rPr>
-        <w:t>ii</w:t>
-      </w:r>
-      <w:r>
-        <w:rPr>
-          <w:rFonts w:hint="eastAsia"/>
-        </w:rPr>
         <w:t/>
       </w:r>
       <w:r>
         <w:rPr>
           <w:rFonts w:hint="eastAsia"/>
         </w:rPr>
-        <w:t>iii</w:t>
-      </w:r>
-      <w:r>
-        <w:rPr>
-          <w:rFonts w:hint="eastAsia"/>
-        </w:rPr>
         <w:t/>
       </w:r>
       <w:r>
         <w:rPr>
           <w:rFonts w:hint="eastAsia"/>
         </w:rPr>
-        <w:t xml:space="preserve">Fock</w:t>
-      </w:r>
-      <w:r>
-        <w:rPr>
-          <w:rFonts w:hint="eastAsia"/>
-        </w:rPr>
         <w:t/>
       </w:r>
       <w:r>
@@ -14493,7 +14475,7 @@
         <w:rPr>
           <w:rFonts w:hint="eastAsia"/>
         </w:rPr>
-        <w:t xml:space="preserve">i.e.,</w:t>
+        <w:t xml:space="preserve"/>
       </w:r>
       <w:r>
         <w:rPr>
@@ -14511,7 +14493,25 @@
         <w:rPr>
           <w:rFonts w:hint="eastAsia"/>
         </w:rPr>
-        <w:t xml:space="preserve">Eq.</w:t>
+        <w:t xml:space="preserve"/>
+      </w:r>
+      <w:r>
+        <w:rPr>
+          <w:rFonts w:hint="eastAsia"/>
+        </w:rPr>
+        <w:t/>
+      </w:r>
+      <w:r>
+        <w:rPr>
+          <w:rFonts w:hint="eastAsia"/>
+        </w:rPr>
+        <w:t/>
+      </w:r>
+      <w:r>
+        <w:rPr>
+          <w:rFonts w:hint="eastAsia"/>
+        </w:rPr>
+        <w:t xml:space="preserve"/>
       </w:r>
       <w:r>
         <w:rPr>
@@ -14540,7 +14540,7 @@
         <w:rPr>
           <w:noProof/>
         </w:rPr>
-        <w:t>25</w:t>
+        <w:t/>
       </w:r>
       <w:r>
         <w:rPr>
@@ -14573,10 +14573,10 @@
         <w:rPr>
           <w:rFonts w:hint="eastAsia"/>
         </w:rPr>
-        <w:t xml:space="preserve">Both the electric and magnetic fields are determined by the gauge-invariant field tensor</w:t>
-      </w:r>
-      <w:r>
-        <w:t xml:space="preserve">:</w:t>
+        <w:t xml:space="preserve">Both the electric and magnetic fields are determined by the gauge-invariant field tensor </w:t>
+      </w:r>
+      <w:r>
+        <w:t xml:space="preserve">: </w:t>
       </w:r>
       <m:oMath>
         <m:sSub>
@@ -14606,13 +14606,13 @@
         </m:sSub>
       </m:oMath>
       <w:r>
-        <w:t xml:space="preserve">,</w:t>
-      </w:r>
-      <w:r>
-        <w:rPr>
-          <w:rFonts w:hint="eastAsia"/>
-        </w:rPr>
-        <w:t xml:space="preserve">. When the magnetic field operator acts on a physical state, the scalar-photon contribution vanishes because</w:t>
+        <w:t xml:space="preserve">, </w:t>
+      </w:r>
+      <w:r>
+        <w:rPr>
+          <w:rFonts w:hint="eastAsia"/>
+        </w:rPr>
+        <w:t xml:space="preserve">. When the magnetic field operator acts on a physical state, the scalar-photon contribution vanishes because </w:t>
       </w:r>
       <m:oMath>
         <m:sSup>
@@ -14685,7 +14685,7 @@
         <w:rPr>
           <w:rFonts w:hint="eastAsia"/>
         </w:rPr>
-        <w:t xml:space="preserve">has zero spatial curl, and the longitudinal-photon contribution vanishes because</w:t>
+        <w:t xml:space="preserve"> has zero spatial curl, and the longitudinal-photon contribution vanishes because </w:t>
       </w:r>
       <m:oMath>
         <m:sSup>
@@ -15038,19 +15038,19 @@
         <w:rPr>
           <w:rFonts w:hint="eastAsia"/>
         </w:rPr>
-        <w:t>Gupta</w:t>
-      </w:r>
-      <w:r>
-        <w:rPr>
-          <w:rFonts w:hint="eastAsia"/>
-        </w:rPr>
-        <w:t>–</w:t>
-      </w:r>
-      <w:r>
-        <w:rPr>
-          <w:rFonts w:hint="eastAsia"/>
-        </w:rPr>
-        <w:t xml:space="preserve">Bleuler</w:t>
+        <w:t/>
+      </w:r>
+      <w:r>
+        <w:rPr>
+          <w:rFonts w:hint="eastAsia"/>
+        </w:rPr>
+        <w:t/>
+      </w:r>
+      <w:r>
+        <w:rPr>
+          <w:rFonts w:hint="eastAsia"/>
+        </w:rPr>
+        <w:t xml:space="preserve"/>
       </w:r>
       <w:r>
         <w:rPr>
@@ -15868,13 +15868,13 @@
         <w:rPr>
           <w:rFonts w:hint="eastAsia"/>
         </w:rPr>
-        <w:t/>
-      </w:r>
-      <w:r>
-        <w:rPr>
-          <w:rFonts w:hint="eastAsia"/>
-        </w:rPr>
-        <w:t/>
+        <w:t xml:space="preserve"/>
+      </w:r>
+      <w:r>
+        <w:rPr>
+          <w:rFonts w:hint="eastAsia"/>
+        </w:rPr>
+        <w:t xml:space="preserve"/>
       </w:r>
     </w:p>
     <w:p>
@@ -15885,7 +15885,7 @@
       <w:bookmarkEnd w:id="210"/>
       <w:bookmarkEnd w:id="246"/>
       <w:r>
-        <w:t xml:space="preserve">§Ⅴ Monochromatic Mode Basis and Interaction with the Aperture</w:t>
+        <w:t xml:space="preserve">V.  MONOCHROMATIC MODE BASIS AND INTERACTION WITH THE APERTURE</w:t>
       </w:r>
     </w:p>
     <w:p>
@@ -15906,10 +15906,10 @@
         <w:rPr>
           <w:rFonts w:hint="eastAsia"/>
         </w:rPr>
-        <w:t xml:space="preserve">For a monochromatic source oscillating at frequency</w:t>
-      </w:r>
-      <w:r>
-        <w:t xml:space="preserve">, the dipole-radiated photons can be partitioned into propagating modes (i.e.,</w:t>
+        <w:t xml:space="preserve">For a monochromatic source oscillating at frequency </w:t>
+      </w:r>
+      <w:r>
+        <w:t xml:space="preserve">, the dipole-radiated photons can be partitioned into propagating modes (i.e., </w:t>
       </w:r>
       <m:oMath>
         <m:sSub>
@@ -15996,25 +15996,25 @@
         </m:r>
       </m:oMath>
       <w:r>
-        <w:t xml:space="preserve">) and evanescent modes (i.e.,</w:t>
-      </w:r>
-      <w:r>
-        <w:rPr>
-          <w:rFonts w:hint="eastAsia"/>
-        </w:rPr>
-        <w:t xml:space="preserve">, with</w:t>
-      </w:r>
-      <w:r>
-        <w:rPr>
-          <w:rFonts w:hint="eastAsia"/>
-        </w:rPr>
-        <w:t xml:space="preserve">,</w:t>
-      </w:r>
-      <w:r>
-        <w:rPr>
-          <w:rFonts w:hint="eastAsia"/>
-        </w:rPr>
-        <w:t xml:space="preserve">). Propagating-mode photons evidently satisfy the conclusion of Eq. 25: the scalar- and longitudinal-photon contributions cancel when acting on physical states. For an evanescent mode with four-momentum</w:t>
+        <w:t xml:space="preserve">) and evanescent modes (i.e., </w:t>
+      </w:r>
+      <w:r>
+        <w:rPr>
+          <w:rFonts w:hint="eastAsia"/>
+        </w:rPr>
+        <w:t xml:space="preserve">, with </w:t>
+      </w:r>
+      <w:r>
+        <w:rPr>
+          <w:rFonts w:hint="eastAsia"/>
+        </w:rPr>
+        <w:t xml:space="preserve">, </w:t>
+      </w:r>
+      <w:r>
+        <w:rPr>
+          <w:rFonts w:hint="eastAsia"/>
+        </w:rPr>
+        <w:t xml:space="preserve">). Propagating-mode photons evidently satisfy the conclusion of Eq. 25: the scalar- and longitudinal-photon contributions cancel when acting on physical states. For an evanescent mode with four-momentum </w:t>
       </w:r>
       <w:r>
         <w:rPr>
@@ -16183,22 +16183,22 @@
         <w:rPr>
           <w:rFonts w:hint="eastAsia"/>
         </w:rPr>
-        <w:t>)</w:t>
-      </w:r>
-      <w:r>
         <w:t xml:space="preserve"/>
       </w:r>
       <w:r>
-        <w:rPr>
-          <w:rFonts w:hint="eastAsia"/>
-        </w:rPr>
-        <w:t/>
-      </w:r>
-      <w:r>
-        <w:rPr>
-          <w:rFonts w:hint="eastAsia"/>
-        </w:rPr>
-        <w:t xml:space="preserve">(i.e.,</w:t>
+        <w:t xml:space="preserve"/>
+      </w:r>
+      <w:r>
+        <w:rPr>
+          <w:rFonts w:hint="eastAsia"/>
+        </w:rPr>
+        <w:t xml:space="preserve"/>
+      </w:r>
+      <w:r>
+        <w:rPr>
+          <w:rFonts w:hint="eastAsia"/>
+        </w:rPr>
+        <w:t xml:space="preserve"/>
       </w:r>
       <m:oMath>
         <m:sSub>
@@ -16254,7 +16254,7 @@
         <w:rPr>
           <w:rFonts w:hint="eastAsia"/>
         </w:rPr>
-        <w:t/>
+        <w:t xml:space="preserve"/>
       </w:r>
       <m:oMath>
         <m:r>
@@ -16402,7 +16402,7 @@
         <w:rPr>
           <w:rFonts w:hint="eastAsia"/>
         </w:rPr>
-        <w:t>)</w:t>
+        <w:t xml:space="preserve"/>
       </w:r>
       <w:r>
         <w:rPr>
@@ -16420,7 +16420,7 @@
         <w:rPr>
           <w:rFonts w:hint="eastAsia"/>
         </w:rPr>
-        <w:t xml:space="preserve">Eq.</w:t>
+        <w:t xml:space="preserve"/>
       </w:r>
       <w:r>
         <w:rPr>
@@ -16449,7 +16449,7 @@
         <w:rPr>
           <w:noProof/>
         </w:rPr>
-        <w:t>25</w:t>
+        <w:t/>
       </w:r>
       <w:r>
         <w:rPr>
@@ -16599,19 +16599,19 @@
         <w:rPr>
           <w:rFonts w:hint="eastAsia"/>
         </w:rPr>
-        <w:t>Gupta-Bleuler</w:t>
-      </w:r>
-      <w:r>
-        <w:rPr>
-          <w:rFonts w:hint="eastAsia"/>
-        </w:rPr>
         <w:t/>
       </w:r>
       <w:r>
         <w:rPr>
           <w:rFonts w:hint="eastAsia"/>
         </w:rPr>
-        <w:t xml:space="preserve">(Eq.</w:t>
+        <w:t/>
+      </w:r>
+      <w:r>
+        <w:rPr>
+          <w:rFonts w:hint="eastAsia"/>
+        </w:rPr>
+        <w:t xml:space="preserve"/>
       </w:r>
       <w:r>
         <w:rPr>
@@ -16640,7 +16640,7 @@
         <w:rPr>
           <w:noProof/>
         </w:rPr>
-        <w:t>24</w:t>
+        <w:t/>
       </w:r>
       <w:r>
         <w:rPr>
@@ -16652,7 +16652,7 @@
         <w:rPr>
           <w:rFonts w:hint="eastAsia"/>
         </w:rPr>
-        <w:t>)</w:t>
+        <w:t/>
       </w:r>
       <w:r>
         <w:rPr>
@@ -16803,13 +16803,13 @@
           <w:rFonts w:hint="eastAsia"/>
         </w:rPr>
         <w:lastRenderedPageBreak/>
-        <w:t xml:space="preserve">It is evident from Eq. 28 that the transverse photon is orthogonal to the photon wave vector, and that the scalar photon of</w:t>
-      </w:r>
-      <w:r>
-        <w:rPr>
-          <w:rFonts w:hint="eastAsia"/>
-        </w:rPr>
-        <w:t xml:space="preserve">and the longitudinal photon of</w:t>
+        <w:t xml:space="preserve">It is evident from Eq. 28 that the transverse photon is orthogonal to the photon wave vector, and that the scalar photon of </w:t>
+      </w:r>
+      <w:r>
+        <w:rPr>
+          <w:rFonts w:hint="eastAsia"/>
+        </w:rPr>
+        <w:t xml:space="preserve"> and the longitudinal photon of </w:t>
       </w:r>
       <w:r>
         <w:rPr>
@@ -16838,7 +16838,7 @@
         <w:rPr>
           <w:noProof/>
         </w:rPr>
-        <w:t xml:space="preserve">satisfy:</w:t>
+        <w:t xml:space="preserve"> satisfy:</w:t>
       </w:r>
       <w:r>
         <w:rPr>
@@ -16864,13 +16864,13 @@
         <w:rPr>
           <w:rFonts w:hint="eastAsia"/>
         </w:rPr>
-        <w:t/>
-      </w:r>
-      <w:r>
-        <w:rPr>
-          <w:rFonts w:hint="eastAsia"/>
-        </w:rPr>
-        <w:t/>
+        <w:t xml:space="preserve"/>
+      </w:r>
+      <w:r>
+        <w:rPr>
+          <w:rFonts w:hint="eastAsia"/>
+        </w:rPr>
+        <w:t xml:space="preserve"/>
       </w:r>
       <m:oMath>
         <m:r>
@@ -16884,7 +16884,7 @@
         <w:rPr>
           <w:rFonts w:hint="eastAsia"/>
         </w:rPr>
-        <w:t/>
+        <w:t xml:space="preserve"/>
       </w:r>
       <m:oMath>
         <m:r>
@@ -16898,7 +16898,7 @@
         <w:rPr>
           <w:rFonts w:hint="eastAsia"/>
         </w:rPr>
-        <w:t/>
+        <w:t xml:space="preserve"/>
       </w:r>
     </w:p>
     <w:p>
@@ -17215,7 +17215,7 @@
           <w:rFonts w:hint="eastAsia"/>
           <w:bCs/>
         </w:rPr>
-        <w:t xml:space="preserve">Equation 29 demonstrates that for evanescent modes whose z-component of the wave vector is negative, the Gupta-Bleuler condition continues to hold: the Lorenz and Coulomb gauges remain strictly equivalent, and both consistently identify the true physical states as containing only transverse photon contributions. The advantage of the Lorenz gauge lies in its manifest covariance: for relativistic corrections, loop calculations of scattering cross sections, and formal proofs of gauge invariance, the Lorenz-gauge (Gupta-Bleuler) framework is more systematic. The Coulomb gauge, by directly constraining the theory to transverse degrees of freedom, proves simpler and more efficient for non-relativistic quantum optical calculations. In the remainder of this paper we adopt the vector-potential operator in the Coulomb gauge for brevity.</w:t>
+        <w:t xml:space="preserve">Equation 29 shows that the Gupta-Bleuler condition remains valid for evanescent modes with negative z-components of the wave vector: the Lorenz and Coulomb gauges are strictly equivalent, and both identify the true physical states as containing only transverse photon contributions. The Lorenz gauge offers manifest covariance---making it the more systematic choice for relativistic corrections, loop calculations of scattering cross sections, and formal proofs of gauge invariance---while the Coulomb gauge, by directly restricting the theory to transverse degrees of freedom, is simpler and more efficient for non-relativistic quantum optical calculations. Throughout the remainder of this paper we adopt the vector-potential operator in the Coulomb gauge for brevity.</w:t>
       </w:r>
       <w:r>
         <w:rPr>
@@ -17270,18 +17270,18 @@
         <w:rPr>
           <w:rFonts w:hint="eastAsia"/>
         </w:rPr>
+        <w:t xml:space="preserve"/>
+      </w:r>
+      <w:r>
+        <w:rPr>
+          <w:rFonts w:hint="eastAsia"/>
+        </w:rPr>
         <w:t/>
       </w:r>
       <w:r>
         <w:rPr>
           <w:rFonts w:hint="eastAsia"/>
         </w:rPr>
-        <w:t>Guputa-Bleuler</w:t>
-      </w:r>
-      <w:r>
-        <w:rPr>
-          <w:rFonts w:hint="eastAsia"/>
-        </w:rPr>
         <w:t/>
       </w:r>
       <w:r>
@@ -17294,19 +17294,19 @@
         <w:rPr>
           <w:rFonts w:hint="eastAsia"/>
         </w:rPr>
-        <w:t>Gupta</w:t>
-      </w:r>
-      <w:r>
-        <w:rPr>
-          <w:rFonts w:hint="eastAsia"/>
-        </w:rPr>
-        <w:t>–</w:t>
-      </w:r>
-      <w:r>
-        <w:rPr>
-          <w:rFonts w:hint="eastAsia"/>
-        </w:rPr>
-        <w:t>Bleuler</w:t>
+        <w:t/>
+      </w:r>
+      <w:r>
+        <w:rPr>
+          <w:rFonts w:hint="eastAsia"/>
+        </w:rPr>
+        <w:t/>
+      </w:r>
+      <w:r>
+        <w:rPr>
+          <w:rFonts w:hint="eastAsia"/>
+        </w:rPr>
+        <w:t/>
       </w:r>
       <w:r>
         <w:rPr>
@@ -17323,7 +17323,7 @@
         <w:rPr>
           <w:rFonts w:hint="eastAsia"/>
         </w:rPr>
-        <w:t xml:space="preserve">The three-dimensional vector-potential operator of Eq. 6 can be conveniently recast by means of the Weyl expansion, which collapses the</w:t>
+        <w:t xml:space="preserve">The three-dimensional vector-potential operator of Eq. 6 can be conveniently recast by means of the Weyl expansion, which collapses the </w:t>
       </w:r>
       <w:r>
         <w:rPr>
@@ -17352,7 +17352,7 @@
         <w:rPr>
           <w:noProof/>
         </w:rPr>
-        <w:t xml:space="preserve">integral into</w:t>
+        <w:t xml:space="preserve"> integral into </w:t>
       </w:r>
       <w:r>
         <w:rPr>
@@ -17376,19 +17376,19 @@
         <w:rPr>
           <w:rFonts w:hint="eastAsia"/>
         </w:rPr>
-        <w:t/>
-      </w:r>
-      <w:r>
-        <w:rPr>
-          <w:rFonts w:hint="eastAsia"/>
-        </w:rPr>
-        <w:t>Weyl</w:t>
-      </w:r>
-      <w:r>
-        <w:rPr>
-          <w:rFonts w:hint="eastAsia"/>
-        </w:rPr>
-        <w:t/>
+        <w:t xml:space="preserve"/>
+      </w:r>
+      <w:r>
+        <w:rPr>
+          <w:rFonts w:hint="eastAsia"/>
+        </w:rPr>
+        <w:t xml:space="preserve"/>
+      </w:r>
+      <w:r>
+        <w:rPr>
+          <w:rFonts w:hint="eastAsia"/>
+        </w:rPr>
+        <w:t xml:space="preserve"/>
       </w:r>
       <w:r>
         <w:rPr>
@@ -17820,7 +17820,7 @@
         <w:t xml:space="preserve"/>
       </w:r>
       <w:r>
-        <w:t xml:space="preserve">Helmholtz</w:t>
+        <w:t xml:space="preserve"/>
       </w:r>
       <w:r>
         <w:rPr>
@@ -17935,7 +17935,7 @@
         <w:t/>
       </w:r>
       <w:r>
-        <w:t xml:space="preserve">Sommerfeld</w:t>
+        <w:t xml:space="preserve"/>
       </w:r>
       <w:r>
         <w:rPr>
@@ -18282,10 +18282,10 @@
         <w:rPr>
           <w:rFonts w:hint="eastAsia"/>
         </w:rPr>
-        <w:t xml:space="preserve">where</w:t>
-      </w:r>
-      <w:r>
-        <w:t xml:space="preserve">(taking</w:t>
+        <w:t xml:space="preserve">where </w:t>
+      </w:r>
+      <w:r>
+        <w:t xml:space="preserve"> (taking </w:t>
       </w:r>
       <m:oMath>
         <m:sSub>
@@ -18443,7 +18443,7 @@
         <w:rPr>
           <w:rFonts w:hint="eastAsia"/>
         </w:rPr>
-        <w:t xml:space="preserve">when</w:t>
+        <w:t xml:space="preserve"> when </w:t>
       </w:r>
       <w:r>
         <w:t xml:space="preserve">), and this identity corresponds to the Weyl expansion of the Helmholtz Green function. The complete positive-frequency part of the quantized vector-potential operator in the angular-spectrum representation then follows as:</w:t>
@@ -18610,19 +18610,19 @@
         <w:rPr>
           <w:rFonts w:hint="eastAsia"/>
         </w:rPr>
-        <w:t>Helmholtz</w:t>
-      </w:r>
-      <w:r>
-        <w:rPr>
-          <w:rFonts w:hint="eastAsia"/>
-        </w:rPr>
         <w:t/>
       </w:r>
       <w:r>
         <w:rPr>
           <w:rFonts w:hint="eastAsia"/>
         </w:rPr>
-        <w:t>Weyl</w:t>
+        <w:t/>
+      </w:r>
+      <w:r>
+        <w:rPr>
+          <w:rFonts w:hint="eastAsia"/>
+        </w:rPr>
+        <w:t/>
       </w:r>
       <w:r>
         <w:rPr>
@@ -19069,7 +19069,7 @@
         <w:rPr>
           <w:rFonts w:hint="eastAsia"/>
         </w:rPr>
-        <w:t xml:space="preserve">where</w:t>
+        <w:t xml:space="preserve">where </w:t>
       </w:r>
       <m:oMath>
         <m:sSub>
@@ -19131,7 +19131,7 @@
         <w:rPr>
           <w:rFonts w:hint="eastAsia"/>
         </w:rPr>
-        <w:t xml:space="preserve">is a normalization amplitude to be determined.</w:t>
+        <w:t xml:space="preserve"> is a normalization amplitude to be determined.</w:t>
       </w:r>
     </w:p>
     <w:p>
@@ -19153,7 +19153,7 @@
         <w:rPr>
           <w:rFonts w:hint="eastAsia"/>
         </w:rPr>
-        <w:t xml:space="preserve">To determine</w:t>
+        <w:t xml:space="preserve">To determine </w:t>
       </w:r>
       <w:r>
         <w:t xml:space="preserve">, we compute the vacuum correlation function of the field:</w:t>
@@ -19476,7 +19476,7 @@
         <w:rPr>
           <w:rFonts w:hint="eastAsia"/>
         </w:rPr>
-        <w:t xml:space="preserve">Substituting Eq. 32 and using</w:t>
+        <w:t xml:space="preserve">Substituting Eq. 32 and using </w:t>
       </w:r>
       <w:r>
         <w:rPr>
@@ -20014,7 +20014,7 @@
         <w:rPr>
           <w:rFonts w:hint="eastAsia"/>
         </w:rPr>
-        <w:t/>
+        <w:t xml:space="preserve"/>
       </w:r>
     </w:p>
     <w:p>
@@ -20340,7 +20340,7 @@
         <w:rPr>
           <w:noProof/>
         </w:rPr>
-        <w:t>34</w:t>
+        <w:t xml:space="preserve"/>
       </w:r>
       <w:r>
         <w:rPr>
@@ -20352,16 +20352,16 @@
         <w:rPr>
           <w:rFonts w:hint="eastAsia"/>
         </w:rPr>
-        <w:t/>
-      </w:r>
-      <w:r>
-        <w:t xml:space="preserve">Sommerfeld</w:t>
-      </w:r>
-      <w:r>
-        <w:rPr>
-          <w:rFonts w:hint="eastAsia"/>
-        </w:rPr>
-        <w:t xml:space="preserve">(i.e., Eq.</w:t>
+        <w:t xml:space="preserve"/>
+      </w:r>
+      <w:r>
+        <w:t xml:space="preserve"/>
+      </w:r>
+      <w:r>
+        <w:rPr>
+          <w:rFonts w:hint="eastAsia"/>
+        </w:rPr>
+        <w:t xml:space="preserve"/>
       </w:r>
       <w:r>
         <w:rPr>
@@ -20390,7 +20390,7 @@
         <w:rPr>
           <w:noProof/>
         </w:rPr>
-        <w:t>17</w:t>
+        <w:t xml:space="preserve"/>
       </w:r>
       <w:r>
         <w:rPr>
@@ -20402,13 +20402,13 @@
         <w:rPr>
           <w:rFonts w:hint="eastAsia"/>
         </w:rPr>
-        <w:t>)</w:t>
-      </w:r>
-      <w:r>
-        <w:rPr>
-          <w:rFonts w:hint="eastAsia"/>
-        </w:rPr>
-        <w:t/>
+        <w:t xml:space="preserve"/>
+      </w:r>
+      <w:r>
+        <w:rPr>
+          <w:rFonts w:hint="eastAsia"/>
+        </w:rPr>
+        <w:t xml:space="preserve"/>
       </w:r>
     </w:p>
     <w:p>
@@ -20675,7 +20675,7 @@
         <w:rPr>
           <w:rFonts w:hint="eastAsia"/>
         </w:rPr>
-        <w:t>)</w:t>
+        <w:t xml:space="preserve"/>
       </w:r>
       <w:r>
         <w:rPr>
@@ -21030,7 +21030,7 @@
         <w:rPr>
           <w:rFonts w:hint="eastAsia"/>
         </w:rPr>
-        <w:t xml:space="preserve">),</w:t>
+        <w:t xml:space="preserve">), </w:t>
       </w:r>
       <m:oMath>
         <m:sSub>
@@ -21068,16 +21068,16 @@
         </m:sSub>
       </m:oMath>
       <w:r>
-        <w:t xml:space="preserve">is real and positive; for evanescent modes (</w:t>
-      </w:r>
-      <w:r>
-        <w:rPr>
-          <w:rFonts w:hint="eastAsia"/>
-        </w:rPr>
-        <w:t xml:space="preserve">),</w:t>
-      </w:r>
-      <w:r>
-        <w:t xml:space="preserve">is purely imaginary,</w:t>
+        <w:t xml:space="preserve"> is real and positive; for evanescent modes (</w:t>
+      </w:r>
+      <w:r>
+        <w:rPr>
+          <w:rFonts w:hint="eastAsia"/>
+        </w:rPr>
+        <w:t xml:space="preserve">), </w:t>
+      </w:r>
+      <w:r>
+        <w:t xml:space="preserve"> is purely imaginary, </w:t>
       </w:r>
       <w:r>
         <w:rPr>
@@ -21309,7 +21309,7 @@
         <w:rPr>
           <w:rFonts w:hint="eastAsia"/>
         </w:rPr>
-        <w:t xml:space="preserve">The interaction Hamiltonian coupling the magnetic and electric dipoles-the source terms on the right-hand side of Eq. 3-to the quantized field reads:</w:t>
+        <w:t xml:space="preserve">The interaction Hamiltonian coupling the magnetic and electric dipoles---the source terms on the right-hand side of Eq. 3---to the quantized field reads:</w:t>
       </w:r>
       <w:r>
         <w:rPr>
@@ -21362,7 +21362,7 @@
         <w:rPr>
           <w:rFonts w:hint="eastAsia"/>
         </w:rPr>
-        <w:t/>
+        <w:t xml:space="preserve"/>
       </w:r>
       <w:r>
         <w:rPr>
@@ -22237,7 +22237,7 @@
         <w:rPr>
           <w:rFonts w:hint="eastAsia"/>
         </w:rPr>
-        <w:t xml:space="preserve">where</w:t>
+        <w:t xml:space="preserve">where </w:t>
       </w:r>
       <m:oMath>
         <m:sSub>
@@ -22380,7 +22380,7 @@
           <w:rFonts w:hint="eastAsia"/>
           <w:iCs/>
         </w:rPr>
-        <w:t xml:space="preserve">is the component of the electric dipole moment perpendicular to the radiation wave-vector direction, reflecting the transverse character of the radiation field, and n = k/|k| is the unit direction vector of the radiation wave vector. Under the action of the interaction Hamiltonian, each mode gradually builds up a steady-state coherent state [8]. To solve rigorously for the steady-state amplitude of this coherent state, one can combine first-order time-dependent perturbation theory with an adiabatic switch-on to solve the Heisenberg equation, introducing the Markov approximation in the long-time limit to eliminate transient contributions. We note that because the time evolution and the pole-residue integration depend inherently on a continuous frequency spectrum, we cannot operate directly within the two-dimensional Weyl angular spectrum at a single frequency. Solving the dynamical equations therefore requires first reverting to the unreduced three-dimensional continuum mode space (i.e., Eq. 6). In the three-dimensional representation, the Heisenberg equation of motion for mode (k,sigma) can be written as:</w:t>
+        <w:t xml:space="preserve"> is the component of the electric dipole moment perpendicular to the radiation wave-vector direction, reflecting the transverse character of the radiation field, and n = k/|k| is the unit direction vector of the radiation wave vector. Under the action of the interaction Hamiltonian, each mode gradually builds up a steady-state coherent state [8]. To solve rigorously for the steady-state amplitude of this coherent state, one can combine first-order time-dependent perturbation theory with an adiabatic switch-on to solve the Heisenberg equation, introducing the Markov approximation in the long-time limit to eliminate transient contributions. We note that because the time evolution and the pole-residue integration depend inherently on a continuous frequency spectrum, we cannot operate directly within the two-dimensional Weyl angular spectrum at a single frequency. Solving the dynamical equations therefore requires first reverting to the unreduced three-dimensional continuum mode space (i.e., Eq. 6). In the three-dimensional representation, the Heisenberg equation of motion for mode (k,sigma) can be written as:</w:t>
       </w:r>
       <w:r>
         <w:rPr>
@@ -22389,38 +22389,115 @@
           <w:bCs/>
           <w:i/>
         </w:rPr>
-        <w:t>n</w:t>
+        <w:t xml:space="preserve"/>
       </w:r>
       <w:r>
         <w:rPr>
           <w:rFonts w:hint="eastAsia"/>
           <w:iCs/>
         </w:rPr>
+        <w:t xml:space="preserve"/>
+      </w:r>
+      <w:r>
+        <w:rPr>
+          <w:rFonts w:hint="eastAsia"/>
+          <w:iCs/>
+        </w:rPr>
+        <w:t xml:space="preserve"/>
+      </w:r>
+      <w:r>
+        <w:rPr>
+          <w:rFonts w:hint="eastAsia"/>
+          <w:iCs/>
+        </w:rPr>
+        <w:t xml:space="preserve"/>
+      </w:r>
+      <w:r>
+        <w:rPr>
+          <w:rFonts w:hint="eastAsia"/>
+        </w:rPr>
+        <w:t xml:space="preserve"/>
+      </w:r>
+      <w:r>
+        <w:rPr>
+          <w:rFonts w:hint="eastAsia"/>
+        </w:rPr>
+        <w:t xml:space="preserve"/>
+      </w:r>
+      <w:r>
+        <w:rPr>
+          <w:rFonts w:hint="eastAsia"/>
+        </w:rPr>
+        <w:t xml:space="preserve"/>
+      </w:r>
+      <w:r>
+        <w:fldChar w:fldCharType="begin"/>
+      </w:r>
+      <w:r>
+        <w:instrText xml:space="preserve"> ADDIN ZOTERO_ITEM CSL_CITATION {"citationID":"PAOSkei5","properties":{"formattedCitation":"\\uc0\\u160{}[8]","plainCitation":" [8]","noteIndex":0},"citationItems":[{"id":414,"uris":["http://zotero.org/users/local/hXtfpdnr/items/UH4XM8L7"],"itemData":{"id":414,"type":"article-journal","citation-key":"glauberQuantumTheoryOptical1963","container-title":"Physical Review","DOI":"10.1103/PhysRev.130.2529","ISSN":"0031-899X","issue":"6","journalAbbreviation":"Phys. Rev.","language":"en","license":"http://link.aps.org/licenses/aps-default-license","page":"2529-2539","source":"DOI.org (Crossref)","title":"The quantum theory of optical coherence","volume":"130","author":[{"family":"Glauber","given":"Roy J."}],"issued":{"date-parts":[["1963",6,15]]}}}],"schema":"https://github.com/citation-style-language/schema/raw/master/csl-citation.json"} </w:instrText>
+      </w:r>
+      <w:r>
+        <w:fldChar w:fldCharType="separate"/>
+      </w:r>
+      <w:r>
+        <w:rPr>
+          <w:rFonts w:cs="Times New Roman"/>
+        </w:rPr>
+        <w:t xml:space="preserve"/>
+      </w:r>
+      <w:r>
+        <w:fldChar w:fldCharType="end"/>
+      </w:r>
+      <w:r>
+        <w:rPr>
+          <w:rFonts w:hint="eastAsia"/>
+        </w:rPr>
         <w:t/>
       </w:r>
       <w:r>
-        <w:rPr>
-          <w:rFonts w:hint="eastAsia"/>
-          <w:iCs/>
-        </w:rPr>
         <w:t/>
       </w:r>
       <w:r>
-        <w:rPr>
-          <w:rFonts w:hint="eastAsia"/>
-          <w:iCs/>
-        </w:rPr>
+        <w:t xml:space="preserve"/>
+      </w:r>
+      <w:r>
         <w:t/>
       </w:r>
       <w:r>
-        <w:rPr>
-          <w:rFonts w:hint="eastAsia"/>
-        </w:rPr>
+        <w:t xml:space="preserve"/>
+      </w:r>
+      <w:r>
         <w:t/>
       </w:r>
       <w:r>
-        <w:rPr>
-          <w:rFonts w:hint="eastAsia"/>
+        <w:t xml:space="preserve"/>
+      </w:r>
+      <w:r>
+        <w:rPr>
+          <w:rFonts w:hint="eastAsia"/>
+        </w:rPr>
+        <w:fldChar w:fldCharType="begin"/>
+      </w:r>
+      <w:r>
+        <w:rPr>
+          <w:rFonts w:hint="eastAsia"/>
+        </w:rPr>
+        <w:instrText xml:space="preserve"> REF Eq_6 \h </w:instrText>
+      </w:r>
+      <w:r>
+        <w:rPr>
+          <w:rFonts w:hint="eastAsia"/>
+        </w:rPr>
+      </w:r>
+      <w:r>
+        <w:rPr>
+          <w:rFonts w:hint="eastAsia"/>
+        </w:rPr>
+        <w:fldChar w:fldCharType="separate"/>
+      </w:r>
+      <w:r>
+        <w:rPr>
+          <w:noProof/>
         </w:rPr>
         <w:t/>
       </w:r>
@@ -22428,87 +22505,10 @@
         <w:rPr>
           <w:rFonts w:hint="eastAsia"/>
         </w:rPr>
+        <w:fldChar w:fldCharType="end"/>
+      </w:r>
+      <w:r>
         <w:t/>
-      </w:r>
-      <w:r>
-        <w:fldChar w:fldCharType="begin"/>
-      </w:r>
-      <w:r>
-        <w:instrText xml:space="preserve"> ADDIN ZOTERO_ITEM CSL_CITATION {"citationID":"PAOSkei5","properties":{"formattedCitation":"\\uc0\\u160{}[8]","plainCitation":" [8]","noteIndex":0},"citationItems":[{"id":414,"uris":["http://zotero.org/users/local/hXtfpdnr/items/UH4XM8L7"],"itemData":{"id":414,"type":"article-journal","citation-key":"glauberQuantumTheoryOptical1963","container-title":"Physical Review","DOI":"10.1103/PhysRev.130.2529","ISSN":"0031-899X","issue":"6","journalAbbreviation":"Phys. Rev.","language":"en","license":"http://link.aps.org/licenses/aps-default-license","page":"2529-2539","source":"DOI.org (Crossref)","title":"The quantum theory of optical coherence","volume":"130","author":[{"family":"Glauber","given":"Roy J."}],"issued":{"date-parts":[["1963",6,15]]}}}],"schema":"https://github.com/citation-style-language/schema/raw/master/csl-citation.json"} </w:instrText>
-      </w:r>
-      <w:r>
-        <w:fldChar w:fldCharType="separate"/>
-      </w:r>
-      <w:r>
-        <w:rPr>
-          <w:rFonts w:cs="Times New Roman"/>
-        </w:rPr>
-        <w:t>[8]</w:t>
-      </w:r>
-      <w:r>
-        <w:fldChar w:fldCharType="end"/>
-      </w:r>
-      <w:r>
-        <w:rPr>
-          <w:rFonts w:hint="eastAsia"/>
-        </w:rPr>
-        <w:t/>
-      </w:r>
-      <w:r>
-        <w:t/>
-      </w:r>
-      <w:r>
-        <w:t xml:space="preserve">Markov</w:t>
-      </w:r>
-      <w:r>
-        <w:t/>
-      </w:r>
-      <w:r>
-        <w:t xml:space="preserve">Weyl</w:t>
-      </w:r>
-      <w:r>
-        <w:t/>
-      </w:r>
-      <w:r>
-        <w:t xml:space="preserve">(i.e., Eq.</w:t>
-      </w:r>
-      <w:r>
-        <w:rPr>
-          <w:rFonts w:hint="eastAsia"/>
-        </w:rPr>
-        <w:fldChar w:fldCharType="begin"/>
-      </w:r>
-      <w:r>
-        <w:rPr>
-          <w:rFonts w:hint="eastAsia"/>
-        </w:rPr>
-        <w:instrText xml:space="preserve"> REF Eq_6 \h </w:instrText>
-      </w:r>
-      <w:r>
-        <w:rPr>
-          <w:rFonts w:hint="eastAsia"/>
-        </w:rPr>
-      </w:r>
-      <w:r>
-        <w:rPr>
-          <w:rFonts w:hint="eastAsia"/>
-        </w:rPr>
-        <w:fldChar w:fldCharType="separate"/>
-      </w:r>
-      <w:r>
-        <w:rPr>
-          <w:noProof/>
-        </w:rPr>
-        <w:t>6</w:t>
-      </w:r>
-      <w:r>
-        <w:rPr>
-          <w:rFonts w:hint="eastAsia"/>
-        </w:rPr>
-        <w:fldChar w:fldCharType="end"/>
-      </w:r>
-      <w:r>
-        <w:t>)</w:t>
       </w:r>
       <w:r>
         <w:t/>
@@ -22791,10 +22791,7 @@
         <w:ind w:firstLine="480"/>
       </w:pPr>
       <w:r>
-        <w:rPr>
-          <w:rFonts w:hint="eastAsia"/>
-        </w:rPr>
-        <w:t>其中总哈密顿算符为：</w:t>
+        <w:t xml:space="preserve">where the total Hamiltonian operator is:</w:t>
       </w:r>
     </w:p>
     <w:p>
@@ -23274,7 +23271,7 @@
           <w:rFonts w:hint="eastAsia"/>
         </w:rPr>
         <w:lastRenderedPageBreak/>
-        <w:t xml:space="preserve">where the interaction Hamiltonian is obtained by substituting Eq. 6 into Eq. 23, and defining</w:t>
+        <w:t xml:space="preserve">where the interaction Hamiltonian is obtained by substituting Eq. 6 into Eq. 23, and defining </w:t>
       </w:r>
       <w:r>
         <w:rPr>
@@ -23292,7 +23289,7 @@
         <w:rPr>
           <w:rFonts w:hint="eastAsia"/>
         </w:rPr>
-        <w:t>Eq. 23</w:t>
+        <w:t/>
       </w:r>
       <w:r>
         <w:rPr>
@@ -24410,7 +24407,7 @@
           <w:rFonts w:hint="eastAsia"/>
           <w:bCs/>
         </w:rPr>
-        <w:t xml:space="preserve">where</w:t>
+        <w:t xml:space="preserve">where </w:t>
       </w:r>
       <m:oMath>
         <m:r>
@@ -24461,7 +24458,7 @@
         <w:rPr>
           <w:rFonts w:hint="eastAsia"/>
         </w:rPr>
-        <w:t xml:space="preserve">is the adiabatic switch-on parameter for first-order perturbation theory. Solving Eq. 41 yields:</w:t>
+        <w:t xml:space="preserve"> is the adiabatic switch-on parameter for first-order perturbation theory. Solving Eq. 41 yields:</w:t>
       </w:r>
       <w:r>
         <w:rPr>
@@ -24504,7 +24501,7 @@
         <w:rPr>
           <w:noProof/>
         </w:rPr>
-        <w:t>41</w:t>
+        <w:t xml:space="preserve"/>
       </w:r>
       <w:r>
         <w:rPr>
@@ -24517,7 +24514,7 @@
           <w:rFonts w:hint="eastAsia"/>
           <w:bCs/>
         </w:rPr>
-        <w:t/>
+        <w:t xml:space="preserve"/>
       </w:r>
     </w:p>
     <w:p>
@@ -25887,7 +25884,7 @@
         <w:rPr>
           <w:rFonts w:hint="eastAsia"/>
         </w:rPr>
-        <w:t xml:space="preserve">Carrying out the change of variables</w:t>
+        <w:t xml:space="preserve">Carrying out the change of variables </w:t>
       </w:r>
       <m:oMath>
         <m:r>
@@ -26054,7 +26051,7 @@
         <w:rPr>
           <w:rFonts w:hint="eastAsia"/>
         </w:rPr>
-        <w:t xml:space="preserve">using the Jacobian determinant yields:</w:t>
+        <w:t xml:space="preserve"> using the Jacobian determinant yields:</w:t>
       </w:r>
     </w:p>
     <w:p>
@@ -26500,7 +26497,7 @@
       <w:bookmarkEnd w:id="255"/>
       <w:bookmarkEnd w:id="274"/>
       <w:r>
-        <w:t xml:space="preserve">§Ⅵ Results</w:t>
+        <w:t xml:space="preserve">VI.  RESULTS</w:t>
       </w:r>
     </w:p>
     <w:p>
@@ -26521,13 +26518,13 @@
         <w:rPr>
           <w:rFonts w:hint="eastAsia"/>
         </w:rPr>
-        <w:t xml:space="preserve">The expectation value of the Weyl-expanded vector-potential operator (i.e., Eq. 32) in the coherent state</w:t>
-      </w:r>
-      <w:r>
-        <w:rPr>
-          <w:rFonts w:hint="eastAsia"/>
-        </w:rPr>
-        <w:t xml:space="preserve">is</w:t>
+        <w:t xml:space="preserve">The expectation value of the Weyl-expanded vector-potential operator (i.e., Eq. 32) in the coherent state </w:t>
+      </w:r>
+      <w:r>
+        <w:rPr>
+          <w:rFonts w:hint="eastAsia"/>
+        </w:rPr>
+        <w:t xml:space="preserve"> is</w:t>
       </w:r>
       <w:r>
         <w:rPr>
@@ -26568,7 +26565,7 @@
         <w:rPr>
           <w:noProof/>
         </w:rPr>
-        <w:t>32</w:t>
+        <w:t xml:space="preserve"/>
       </w:r>
       <w:r>
         <w:rPr>
@@ -26580,7 +26577,7 @@
         <w:rPr>
           <w:rFonts w:hint="eastAsia"/>
         </w:rPr>
-        <w:t>)</w:t>
+        <w:t xml:space="preserve"/>
       </w:r>
       <w:r>
         <w:rPr>
@@ -27171,7 +27168,7 @@
         <w:rPr>
           <w:rFonts w:hint="eastAsia"/>
         </w:rPr>
-        <w:t/>
+        <w:t xml:space="preserve"/>
       </w:r>
     </w:p>
     <w:p>
@@ -27740,7 +27737,7 @@
         <w:rPr>
           <w:rFonts w:hint="eastAsia"/>
         </w:rPr>
-        <w:t xml:space="preserve">Substituting</w:t>
+        <w:t xml:space="preserve">Substituting </w:t>
       </w:r>
       <m:oMath>
         <m:r>
@@ -27829,7 +27826,7 @@
         </m:sSup>
       </m:oMath>
       <w:r>
-        <w:t xml:space="preserve">and summing over polarizations using the completeness relation (Eq. 9):</w:t>
+        <w:t xml:space="preserve"> and summing over polarizations using the completeness relation (Eq. 9):</w:t>
       </w:r>
       <w:r>
         <w:rPr>
@@ -27844,54 +27841,54 @@
         <w:rPr>
           <w:rFonts w:hint="eastAsia"/>
         </w:rPr>
+        <w:t xml:space="preserve"/>
+      </w:r>
+      <w:r>
+        <w:rPr>
+          <w:rFonts w:hint="eastAsia"/>
+        </w:rPr>
+        <w:t xml:space="preserve"/>
+      </w:r>
+      <w:r>
+        <w:rPr>
+          <w:rFonts w:hint="eastAsia"/>
+        </w:rPr>
+        <w:fldChar w:fldCharType="begin"/>
+      </w:r>
+      <w:r>
+        <w:rPr>
+          <w:rFonts w:hint="eastAsia"/>
+        </w:rPr>
+        <w:instrText xml:space="preserve"> REF Eq_9 \h </w:instrText>
+      </w:r>
+      <w:r>
+        <w:rPr>
+          <w:rFonts w:hint="eastAsia"/>
+        </w:rPr>
+      </w:r>
+      <w:r>
+        <w:rPr>
+          <w:rFonts w:hint="eastAsia"/>
+        </w:rPr>
+        <w:fldChar w:fldCharType="separate"/>
+      </w:r>
+      <w:r>
+        <w:rPr>
+          <w:noProof/>
+        </w:rPr>
         <w:t/>
       </w:r>
       <w:r>
         <w:rPr>
           <w:rFonts w:hint="eastAsia"/>
         </w:rPr>
-        <w:t xml:space="preserve">(Eq.</w:t>
-      </w:r>
-      <w:r>
-        <w:rPr>
-          <w:rFonts w:hint="eastAsia"/>
-        </w:rPr>
-        <w:fldChar w:fldCharType="begin"/>
-      </w:r>
-      <w:r>
-        <w:rPr>
-          <w:rFonts w:hint="eastAsia"/>
-        </w:rPr>
-        <w:instrText xml:space="preserve"> REF Eq_9 \h </w:instrText>
-      </w:r>
-      <w:r>
-        <w:rPr>
-          <w:rFonts w:hint="eastAsia"/>
-        </w:rPr>
-      </w:r>
-      <w:r>
-        <w:rPr>
-          <w:rFonts w:hint="eastAsia"/>
-        </w:rPr>
-        <w:fldChar w:fldCharType="separate"/>
-      </w:r>
-      <w:r>
-        <w:rPr>
-          <w:noProof/>
-        </w:rPr>
-        <w:t>9</w:t>
-      </w:r>
-      <w:r>
-        <w:rPr>
-          <w:rFonts w:hint="eastAsia"/>
-        </w:rPr>
         <w:fldChar w:fldCharType="end"/>
       </w:r>
       <w:r>
         <w:rPr>
           <w:rFonts w:hint="eastAsia"/>
         </w:rPr>
-        <w:t xml:space="preserve">)</w:t>
+        <w:t xml:space="preserve"/>
       </w:r>
       <w:r>
         <w:rPr>
@@ -28371,10 +28368,10 @@
           <w:rFonts w:hint="eastAsia"/>
         </w:rPr>
         <w:lastRenderedPageBreak/>
-        <w:t xml:space="preserve">where we have used</w:t>
-      </w:r>
-      <w:r>
-        <w:t xml:space="preserve">and</w:t>
+        <w:t xml:space="preserve">where we have used </w:t>
+      </w:r>
+      <w:r>
+        <w:t xml:space="preserve"> and </w:t>
       </w:r>
       <m:oMath>
         <m:r>
@@ -28494,7 +28491,7 @@
         <w:rPr>
           <w:rFonts w:hint="eastAsia"/>
         </w:rPr>
-        <w:t xml:space="preserve"/>
+        <w:t/>
       </w:r>
       <w:r>
         <w:t xml:space="preserve"/>
@@ -28690,7 +28687,7 @@
         <w:t/>
       </w:r>
       <w:r>
-        <w:t xml:space="preserve">Sommerfeld</w:t>
+        <w:t xml:space="preserve"/>
       </w:r>
       <w:r>
         <w:rPr>
@@ -29287,10 +29284,10 @@
         <w:rPr>
           <w:rFonts w:hint="eastAsia"/>
         </w:rPr>
-        <w:t/>
-      </w:r>
-      <w:r>
-        <w:t xml:space="preserve">Bethe</w:t>
+        <w:t xml:space="preserve"/>
+      </w:r>
+      <w:r>
+        <w:t xml:space="preserve"/>
       </w:r>
       <w:r>
         <w:rPr>
@@ -29320,7 +29317,7 @@
         <w:rPr>
           <w:rFonts w:hint="eastAsia"/>
         </w:rPr>
-        <w:t xml:space="preserve">Consider an infinitely thin, perfectly conducting screen occupying the plane</w:t>
+        <w:t xml:space="preserve">Consider an infinitely thin, perfectly conducting screen occupying the plane </w:t>
       </w:r>
       <m:oMath>
         <m:r>
@@ -29349,7 +29346,7 @@
         <w:rPr>
           <w:rFonts w:hint="eastAsia"/>
         </w:rPr>
-        <w:t xml:space="preserve">, with a circular aperture of radius</w:t>
+        <w:t xml:space="preserve">, with a circular aperture of radius </w:t>
       </w:r>
       <m:oMath>
         <m:r>
@@ -29363,7 +29360,7 @@
         <w:rPr>
           <w:rFonts w:hint="eastAsia"/>
         </w:rPr>
-        <w:t xml:space="preserve">centered at the origin. The conducting screen occupies the region</w:t>
+        <w:t xml:space="preserve"> centered at the origin. The conducting screen occupies the region </w:t>
       </w:r>
       <m:oMath>
         <m:r>
@@ -29392,7 +29389,7 @@
         <w:rPr>
           <w:rFonts w:hint="eastAsia"/>
         </w:rPr>
-        <w:t xml:space="preserve">(where</w:t>
+        <w:t xml:space="preserve"> (where </w:t>
       </w:r>
       <m:oMath>
         <m:r>
@@ -29487,7 +29484,7 @@
         <w:rPr>
           <w:rFonts w:hint="eastAsia"/>
         </w:rPr>
-        <w:t xml:space="preserve">), and the aperture covers</w:t>
+        <w:t xml:space="preserve">), and the aperture covers </w:t>
       </w:r>
       <m:oMath>
         <m:r>
@@ -29513,13 +29510,13 @@
         </m:r>
       </m:oMath>
       <w:r>
-        <w:t xml:space="preserve">. A monochromatic electromagnetic wave of angular frequency</w:t>
-      </w:r>
-      <w:r>
-        <w:rPr>
-          <w:rFonts w:hint="eastAsia"/>
-        </w:rPr>
-        <w:t xml:space="preserve">and in-plane polarization is incident from the left half-space (z &lt; 0). When</w:t>
+        <w:t xml:space="preserve">. A monochromatic electromagnetic wave of angular frequency </w:t>
+      </w:r>
+      <w:r>
+        <w:rPr>
+          <w:rFonts w:hint="eastAsia"/>
+        </w:rPr>
+        <w:t xml:space="preserve"> and in-plane polarization is incident from the left half-space (z &lt; 0). When </w:t>
       </w:r>
       <m:oMath>
         <m:sSub>
@@ -29552,7 +29549,7 @@
         <w:rPr>
           <w:rFonts w:hint="eastAsia"/>
         </w:rPr>
-        <w:t xml:space="preserve">(where</w:t>
+        <w:t xml:space="preserve"> (where </w:t>
       </w:r>
       <w:r>
         <w:rPr>
@@ -29769,12 +29766,6 @@
         <w:t/>
       </w:r>
       <w:r>
-        <w:t>Bethe</w:t>
-      </w:r>
-      <w:r>
-        <w:rPr>
-          <w:rFonts w:hint="eastAsia"/>
-        </w:rPr>
         <w:t/>
       </w:r>
       <w:r>
@@ -29805,7 +29796,13 @@
         <w:rPr>
           <w:rFonts w:hint="eastAsia"/>
         </w:rPr>
-        <w:t>:</w:t>
+        <w:t/>
+      </w:r>
+      <w:r>
+        <w:rPr>
+          <w:rFonts w:hint="eastAsia"/>
+        </w:rPr>
+        <w:t/>
       </w:r>
     </w:p>
     <w:p>
@@ -30087,7 +30084,7 @@
         <w:rPr>
           <w:rFonts w:hint="eastAsia"/>
         </w:rPr>
-        <w:t xml:space="preserve">where</w:t>
+        <w:t xml:space="preserve">where </w:t>
       </w:r>
       <m:oMath>
         <m:sSub>
@@ -30124,7 +30121,7 @@
         <w:rPr>
           <w:rFonts w:hint="eastAsia"/>
         </w:rPr>
-        <w:t xml:space="preserve">and</w:t>
+        <w:t xml:space="preserve"> and </w:t>
       </w:r>
       <w:r>
         <w:rPr>
@@ -30134,7 +30131,7 @@
           <w:i/>
           <w:iCs/>
         </w:rPr>
-        <w:t xml:space="preserve">are, respectively, the incident magnetic and electric field strengths at the aperture plane. These dipoles oscillate at frequency omega and radiate into the z &gt; 0 half-space. The resulting vector potential is:</w:t>
+        <w:t xml:space="preserve"> are, respectively, the incident magnetic and electric field strengths at the aperture plane. These dipoles oscillate at frequency omega and radiate into the z &gt; 0 half-space. The resulting vector potential is:</w:t>
       </w:r>
       <w:r>
         <w:rPr>
@@ -30799,7 +30796,7 @@
         <w:rPr>
           <w:noProof/>
         </w:rPr>
-        <w:t>51</w:t>
+        <w:t xml:space="preserve"/>
       </w:r>
       <w:r>
         <w:rPr>
@@ -30811,6 +30808,44 @@
         <w:rPr>
           <w:rFonts w:hint="eastAsia"/>
         </w:rPr>
+        <w:t xml:space="preserve"/>
+      </w:r>
+      <w:r>
+        <w:rPr>
+          <w:rFonts w:hint="eastAsia"/>
+        </w:rPr>
+        <w:t xml:space="preserve"/>
+      </w:r>
+      <w:r>
+        <w:rPr>
+          <w:rFonts w:hint="eastAsia"/>
+        </w:rPr>
+        <w:t xml:space="preserve"/>
+      </w:r>
+      <w:r>
+        <w:rPr>
+          <w:rFonts w:hint="eastAsia"/>
+        </w:rPr>
+        <w:t xml:space="preserve"/>
+      </w:r>
+      <w:r>
+        <w:t xml:space="preserve"/>
+      </w:r>
+      <m:oMath>
+        <m:r>
+          <w:rPr>
+            <w:rFonts w:ascii="Cambria Math" w:hAnsi="Cambria Math"/>
+          </w:rPr>
+          <m:t>a</m:t>
+        </m:r>
+      </m:oMath>
+      <w:r>
+        <w:t xml:space="preserve"/>
+      </w:r>
+      <w:r>
+        <w:rPr>
+          <w:rFonts w:hint="eastAsia"/>
+        </w:rPr>
         <w:t/>
       </w:r>
       <w:r>
@@ -30826,45 +30861,7 @@
         <w:t/>
       </w:r>
       <w:r>
-        <w:rPr>
-          <w:rFonts w:hint="eastAsia"/>
-        </w:rPr>
-        <w:t/>
-      </w:r>
-      <w:r>
         <w:t xml:space="preserve"/>
-      </w:r>
-      <m:oMath>
-        <m:r>
-          <w:rPr>
-            <w:rFonts w:ascii="Cambria Math" w:hAnsi="Cambria Math"/>
-          </w:rPr>
-          <m:t>a</m:t>
-        </m:r>
-      </m:oMath>
-      <w:r>
-        <w:t xml:space="preserve"/>
-      </w:r>
-      <w:r>
-        <w:rPr>
-          <w:rFonts w:hint="eastAsia"/>
-        </w:rPr>
-        <w:t/>
-      </w:r>
-      <w:r>
-        <w:rPr>
-          <w:rFonts w:hint="eastAsia"/>
-        </w:rPr>
-        <w:t/>
-      </w:r>
-      <w:r>
-        <w:rPr>
-          <w:rFonts w:hint="eastAsia"/>
-        </w:rPr>
-        <w:t/>
-      </w:r>
-      <w:r>
-        <w:t xml:space="preserve">Bethe</w:t>
       </w:r>
       <w:r>
         <w:rPr>
@@ -31473,10 +31470,10 @@
         <w:rPr>
           <w:rFonts w:hint="eastAsia"/>
         </w:rPr>
-        <w:t xml:space="preserve">Transforming to polar coordinates</w:t>
-      </w:r>
-      <w:r>
-        <w:t xml:space="preserve">,</w:t>
+        <w:t xml:space="preserve">Transforming to polar coordinates </w:t>
+      </w:r>
+      <w:r>
+        <w:t xml:space="preserve">, </w:t>
       </w:r>
       <m:oMath>
         <m:r>
@@ -31520,7 +31517,7 @@
         </m:r>
       </m:oMath>
       <w:r>
-        <w:t xml:space="preserve">and exploiting azimuthal symmetry together with the definition of the zeroth-order Bessel function, we obtain:</w:t>
+        <w:t xml:space="preserve"> and exploiting azimuthal symmetry together with the definition of the zeroth-order Bessel function, we obtain:</w:t>
       </w:r>
       <w:r>
         <w:rPr>
@@ -32142,7 +32139,7 @@
           <w:rFonts w:hint="eastAsia"/>
         </w:rPr>
         <w:lastRenderedPageBreak/>
-        <w:t xml:space="preserve">Setting</w:t>
+        <w:t xml:space="preserve">Setting </w:t>
       </w:r>
       <w:r>
         <w:t xml:space="preserve">:</w:t>
@@ -32575,7 +32572,7 @@
         <w:rPr>
           <w:rFonts w:hint="eastAsia"/>
         </w:rPr>
-        <w:t/>
+        <w:t xml:space="preserve"/>
       </w:r>
     </w:p>
     <w:p>
@@ -32841,10 +32838,10 @@
         <w:rPr>
           <w:rFonts w:hint="eastAsia"/>
         </w:rPr>
-        <w:t xml:space="preserve">This is the special case</w:t>
-      </w:r>
-      <w:r>
-        <w:t xml:space="preserve">,</w:t>
+        <w:t xml:space="preserve">This is the special case </w:t>
+      </w:r>
+      <w:r>
+        <w:t xml:space="preserve">, </w:t>
       </w:r>
       <m:oMath>
         <m:nary>
@@ -33190,13 +33187,13 @@
         </m:r>
       </m:oMath>
       <w:r>
-        <w:t xml:space="preserve">of the general formula</w:t>
-      </w:r>
-      <w:r>
-        <w:rPr>
-          <w:rFonts w:hint="eastAsia"/>
-        </w:rPr>
-        <w:t xml:space="preserve">. Using the relation between cylindrical and spherical Bessel functions,</w:t>
+        <w:t xml:space="preserve"> of the general formula </w:t>
+      </w:r>
+      <w:r>
+        <w:rPr>
+          <w:rFonts w:hint="eastAsia"/>
+        </w:rPr>
+        <w:t xml:space="preserve">. Using the relation between cylindrical and spherical Bessel functions, </w:t>
       </w:r>
       <w:r>
         <w:t xml:space="preserve">, we arrive at:</w:t>
@@ -33819,10 +33816,10 @@
         <w:rPr>
           <w:rFonts w:hint="eastAsia"/>
         </w:rPr>
-        <w:t xml:space="preserve">where</w:t>
-      </w:r>
-      <w:r>
-        <w:t xml:space="preserve">is the spherical Bessel function of the first kind of order one.</w:t>
+        <w:t xml:space="preserve">where </w:t>
+      </w:r>
+      <w:r>
+        <w:t xml:space="preserve"> is the spherical Bessel function of the first kind of order one.</w:t>
       </w:r>
       <m:oMath>
         <m:sSub>
@@ -33867,7 +33864,7 @@
         <w:t/>
       </w:r>
       <w:r>
-        <w:t xml:space="preserve">Bessel</w:t>
+        <w:t xml:space="preserve"/>
       </w:r>
       <w:r>
         <w:rPr>
@@ -33892,6 +33889,9 @@
         <w:ind w:firstLine="480"/>
       </w:pPr>
       <w:r>
+        <w:rPr>
+          <w:rFonts w:hint="eastAsia"/>
+        </w:rPr>
         <w:t xml:space="preserve">Incorporating the aperture form factor into the coherent-state amplitude yields the modified transition matrix element:</w:t>
       </w:r>
     </w:p>
@@ -34785,19 +34785,19 @@
         <w:rPr>
           <w:rFonts w:hint="eastAsia"/>
         </w:rPr>
-        <w:t xml:space="preserve">This is the central result of the present work. It provides the quantum-averaged vector potential of the diffracted field at arbitrary distances from the aperture, including the near-field region</w:t>
-      </w:r>
-      <w:r>
-        <w:t xml:space="preserve">where evanescent modes dominate. In the far field</w:t>
-      </w:r>
-      <w:r>
-        <w:rPr>
-          <w:rFonts w:hint="eastAsia"/>
-        </w:rPr>
-        <w:t xml:space="preserve">, when</w:t>
-      </w:r>
-      <w:r>
-        <w:t xml:space="preserve">, Eq. 59 reduces to Eq. 49, consistent with the point-aperture limit.</w:t>
+        <w:t xml:space="preserve">Equation 59 is the central result of this work. It gives the quantum-averaged vector potential of the diffracted field at arbitrary distances from the aperture, including the near-field region where evanescent modes dominate. In the far field, Eq. 59 reduces to Eq. 49, consistent with the point-aperture limit.</w:t>
+      </w:r>
+      <w:r>
+        <w:t xml:space="preserve"/>
+      </w:r>
+      <w:r>
+        <w:rPr>
+          <w:rFonts w:hint="eastAsia"/>
+        </w:rPr>
+        <w:t xml:space="preserve"/>
+      </w:r>
+      <w:r>
+        <w:t xml:space="preserve"/>
       </w:r>
       <m:oMath>
         <m:r>
@@ -34844,7 +34844,7 @@
         <w:rPr>
           <w:rFonts w:hint="eastAsia"/>
         </w:rPr>
-        <w:t/>
+        <w:t xml:space="preserve"/>
       </w:r>
       <m:oMath>
         <m:sSub>
@@ -34898,7 +34898,7 @@
         <w:rPr>
           <w:rFonts w:hint="eastAsia"/>
         </w:rPr>
-        <w:t/>
+        <w:t xml:space="preserve"/>
       </w:r>
       <m:oMath>
         <m:r>
@@ -34927,16 +34927,16 @@
         <w:rPr>
           <w:rFonts w:hint="eastAsia"/>
         </w:rPr>
-        <w:t/>
-      </w:r>
-      <w:r>
         <w:t xml:space="preserve"/>
       </w:r>
       <w:r>
-        <w:rPr>
-          <w:rFonts w:hint="eastAsia"/>
-        </w:rPr>
-        <w:t/>
+        <w:t xml:space="preserve"/>
+      </w:r>
+      <w:r>
+        <w:rPr>
+          <w:rFonts w:hint="eastAsia"/>
+        </w:rPr>
+        <w:t xml:space="preserve"/>
       </w:r>
       <w:r>
         <w:t xml:space="preserve"/>
@@ -35152,7 +35152,7 @@
         <w:rPr>
           <w:rFonts w:hint="eastAsia"/>
         </w:rPr>
-        <w:t xml:space="preserve">Eq.</w:t>
+        <w:t xml:space="preserve"/>
       </w:r>
       <w:r>
         <w:rPr>
@@ -35181,7 +35181,7 @@
         <w:rPr>
           <w:noProof/>
         </w:rPr>
-        <w:t>59</w:t>
+        <w:t/>
       </w:r>
       <w:r>
         <w:rPr>
@@ -35199,7 +35199,7 @@
         <w:rPr>
           <w:rFonts w:hint="eastAsia"/>
         </w:rPr>
-        <w:t xml:space="preserve">Eq.</w:t>
+        <w:t xml:space="preserve"/>
       </w:r>
       <w:r>
         <w:rPr>
@@ -35228,7 +35228,7 @@
         <w:rPr>
           <w:noProof/>
         </w:rPr>
-        <w:t>49</w:t>
+        <w:t/>
       </w:r>
       <w:r>
         <w:rPr>
@@ -35251,7 +35251,7 @@
       <w:bookmarkEnd w:id="290"/>
       <w:bookmarkEnd w:id="349"/>
       <w:r>
-        <w:t xml:space="preserve">§Ⅶ Discussion</w:t>
+        <w:t xml:space="preserve">VII.  DISCUSSION</w:t>
       </w:r>
     </w:p>
     <w:p>
@@ -35273,10 +35273,10 @@
         <w:rPr>
           <w:rFonts w:hint="eastAsia"/>
         </w:rPr>
-        <w:t xml:space="preserve">The total radiated power is proportional to the integral of</w:t>
-      </w:r>
-      <w:r>
-        <w:t xml:space="preserve">over the far-field solid angle. In the far-field limit</w:t>
+        <w:t xml:space="preserve">The total radiated power is proportional to the integral of </w:t>
+      </w:r>
+      <w:r>
+        <w:t xml:space="preserve"> over the far-field solid angle. In the far-field limit </w:t>
       </w:r>
       <m:oMath>
         <m:r>
@@ -35347,7 +35347,7 @@
         </m:sSup>
       </m:oMath>
       <w:r>
-        <w:t xml:space="preserve">, the form factor in Eq. 51 approaches unity,</w:t>
+        <w:t xml:space="preserve">, the form factor in Eq. 51 approaches unity, </w:t>
       </w:r>
       <w:r>
         <w:rPr>
@@ -35362,7 +35362,7 @@
         <w:rPr>
           <w:rFonts w:hint="eastAsia"/>
         </w:rPr>
-        <w:t/>
+        <w:t xml:space="preserve"/>
       </w:r>
       <m:oMath>
         <m:sSub>
@@ -35419,13 +35419,13 @@
         <w:rPr>
           <w:rFonts w:hint="eastAsia"/>
         </w:rPr>
-        <w:t/>
-      </w:r>
-      <w:r>
-        <w:rPr>
-          <w:rFonts w:hint="eastAsia"/>
-        </w:rPr>
-        <w:t xml:space="preserve">Eq.</w:t>
+        <w:t xml:space="preserve"/>
+      </w:r>
+      <w:r>
+        <w:rPr>
+          <w:rFonts w:hint="eastAsia"/>
+        </w:rPr>
+        <w:t xml:space="preserve"/>
       </w:r>
       <w:r>
         <w:rPr>
@@ -35454,7 +35454,7 @@
         <w:fldChar w:fldCharType="separate"/>
       </w:r>
       <w:r>
-        <w:t>51</w:t>
+        <w:t xml:space="preserve"/>
       </w:r>
       <w:r>
         <w:rPr>
@@ -36330,7 +36330,7 @@
         <w:t xml:space="preserve"/>
       </w:r>
       <w:r>
-        <w:t>(Bethe 1944)</w:t>
+        <w:t xml:space="preserve"/>
       </w:r>
       <w:r>
         <w:t/>
@@ -36345,19 +36345,19 @@
         <w:rPr>
           <w:rFonts w:hint="eastAsia"/>
         </w:rPr>
-        <w:t>Bethe</w:t>
-      </w:r>
-      <w:r>
-        <w:rPr>
-          <w:rFonts w:hint="eastAsia"/>
-        </w:rPr>
         <w:t/>
       </w:r>
       <w:r>
         <w:rPr>
           <w:rFonts w:hint="eastAsia"/>
         </w:rPr>
-        <w:t xml:space="preserve">(i.e., Eq.</w:t>
+        <w:t/>
+      </w:r>
+      <w:r>
+        <w:rPr>
+          <w:rFonts w:hint="eastAsia"/>
+        </w:rPr>
+        <w:t xml:space="preserve"/>
       </w:r>
       <w:r>
         <w:rPr>
@@ -36386,7 +36386,7 @@
         <w:rPr>
           <w:noProof/>
         </w:rPr>
-        <w:t>29</w:t>
+        <w:t/>
       </w:r>
       <w:r>
         <w:rPr>
@@ -36398,19 +36398,19 @@
         <w:rPr>
           <w:rFonts w:hint="eastAsia"/>
         </w:rPr>
-        <w:t>)</w:t>
-      </w:r>
-      <w:r>
-        <w:rPr>
-          <w:rFonts w:hint="eastAsia"/>
-        </w:rPr>
         <w:t/>
       </w:r>
       <w:r>
         <w:rPr>
           <w:rFonts w:hint="eastAsia"/>
         </w:rPr>
-        <w:t>Bethe</w:t>
+        <w:t/>
+      </w:r>
+      <w:r>
+        <w:rPr>
+          <w:rFonts w:hint="eastAsia"/>
+        </w:rPr>
+        <w:t/>
       </w:r>
       <w:r>
         <w:rPr>
@@ -36444,7 +36444,7 @@
         <w:rPr>
           <w:rFonts w:hint="eastAsia"/>
         </w:rPr>
-        <w:t xml:space="preserve">The mode sum in Eq. 51 extends over all</w:t>
+        <w:t xml:space="preserve">The mode sum in Eq. 51 extends over all </w:t>
       </w:r>
       <w:r>
         <w:rPr>
@@ -36475,7 +36475,7 @@
           <w:iCs/>
           <w:noProof/>
         </w:rPr>
-        <w:t xml:space="preserve">. When</w:t>
+        <w:t xml:space="preserve">. When </w:t>
       </w:r>
       <w:r>
         <w:rPr>
@@ -36487,10 +36487,10 @@
         <w:rPr>
           <w:rFonts w:hint="eastAsia"/>
         </w:rPr>
-        <w:t xml:space="preserve">,</w:t>
-      </w:r>
-      <w:r>
-        <w:t xml:space="preserve">becomes purely imaginary and the corresponding modes decay evanescently along the</w:t>
+        <w:t xml:space="preserve">, </w:t>
+      </w:r>
+      <w:r>
+        <w:t xml:space="preserve"> becomes purely imaginary and the corresponding modes decay evanescently along the </w:t>
       </w:r>
       <m:oMath>
         <m:sSub>
@@ -36547,19 +36547,19 @@
         </m:r>
       </m:oMath>
       <w:r>
-        <w:t xml:space="preserve">-direction. Their contribution to the field amplitude at</w:t>
-      </w:r>
-      <w:r>
-        <w:t xml:space="preserve">falls off as</w:t>
-      </w:r>
-      <w:r>
-        <w:rPr>
-          <w:rFonts w:hint="eastAsia"/>
-        </w:rPr>
-        <w:t xml:space="preserve">, with</w:t>
-      </w:r>
-      <w:r>
-        <w:t xml:space="preserve">. These modes confine the diffracted field in the near-field region laterally to a region</w:t>
+        <w:t xml:space="preserve">-direction. Their contribution to the field amplitude at </w:t>
+      </w:r>
+      <w:r>
+        <w:t xml:space="preserve"> falls off as </w:t>
+      </w:r>
+      <w:r>
+        <w:rPr>
+          <w:rFonts w:hint="eastAsia"/>
+        </w:rPr>
+        <w:t xml:space="preserve">, with </w:t>
+      </w:r>
+      <w:r>
+        <w:t xml:space="preserve">. These modes confine the diffracted field in the near-field region laterally to a region </w:t>
       </w:r>
       <m:oMath>
         <m:sSub>
@@ -36626,7 +36626,7 @@
         </m:sSub>
       </m:oMath>
       <w:r>
-        <w:t xml:space="preserve">around the aperture. This behavior is consistent with the Heisenberg uncertainty relation</w:t>
+        <w:t xml:space="preserve"> around the aperture. This behavior is consistent with the Heisenberg uncertainty relation </w:t>
       </w:r>
       <w:r>
         <w:rPr>
@@ -36683,16 +36683,16 @@
         <w:rPr>
           <w:rFonts w:hint="eastAsia"/>
         </w:rPr>
-        <w:t/>
-      </w:r>
-      <w:r>
         <w:t xml:space="preserve"/>
       </w:r>
       <w:r>
-        <w:rPr>
-          <w:rFonts w:hint="eastAsia"/>
-        </w:rPr>
-        <w:t/>
+        <w:t xml:space="preserve"/>
+      </w:r>
+      <w:r>
+        <w:rPr>
+          <w:rFonts w:hint="eastAsia"/>
+        </w:rPr>
+        <w:t xml:space="preserve"/>
       </w:r>
       <w:r>
         <w:t xml:space="preserve"/>
@@ -36989,7 +36989,7 @@
         <w:t/>
       </w:r>
       <w:r>
-        <w:t xml:space="preserve">Heisenberg</w:t>
+        <w:t xml:space="preserve"/>
       </w:r>
       <w:r>
         <w:rPr>
@@ -37096,10 +37096,10 @@
         <w:rPr>
           <w:rFonts w:hint="eastAsia"/>
         </w:rPr>
-        <w:t xml:space="preserve">From a quantum standpoint, each evanescent mode satisfying</w:t>
-      </w:r>
-      <w:r>
-        <w:t xml:space="preserve">carries a transverse momentum quantum</w:t>
+        <w:t xml:space="preserve">From a quantum standpoint, each evanescent mode satisfying </w:t>
+      </w:r>
+      <w:r>
+        <w:t xml:space="preserve"> carries a transverse momentum quantum </w:t>
       </w:r>
       <m:oMath>
         <m:sSub>
@@ -37166,13 +37166,13 @@
         </m:sSub>
       </m:oMath>
       <w:r>
-        <w:t xml:space="preserve">. Creating a photon in such a mode represents a momentum quantum fluctuation exceeding the free-space available value-a process made possible because the metallic screen supplies the recoil momentum through the interaction Hamiltonian. The normalization amplitude of an evanescent mode contains</w:t>
-      </w:r>
-      <w:r>
-        <w:rPr>
-          <w:rFonts w:hint="eastAsia"/>
-        </w:rPr>
-        <w:t xml:space="preserve">in its denominator and grows monotonically with</w:t>
+        <w:t xml:space="preserve">. Creating a photon in such a mode represents a momentum quantum fluctuation exceeding the free-space available value---a process made possible because the metallic screen supplies the recoil momentum through the interaction Hamiltonian. The normalization amplitude of an evanescent mode contains </w:t>
+      </w:r>
+      <w:r>
+        <w:rPr>
+          <w:rFonts w:hint="eastAsia"/>
+        </w:rPr>
+        <w:t xml:space="preserve"> in its denominator and grows monotonically with </w:t>
       </w:r>
       <w:r>
         <w:t xml:space="preserve">, implying that a single high-</w:t>
@@ -37241,13 +37241,13 @@
         </m:r>
       </m:oMath>
       <w:r>
-        <w:t xml:space="preserve">evanescent mode carries a smaller vacuum-fluctuation amplitude</w:t>
-      </w:r>
-      <w:r>
-        <w:rPr>
-          <w:rFonts w:hint="eastAsia"/>
-        </w:rPr>
-        <w:t xml:space="preserve">proportional to</w:t>
+        <w:t xml:space="preserve"> evanescent mode carries a smaller vacuum-fluctuation amplitude </w:t>
+      </w:r>
+      <w:r>
+        <w:rPr>
+          <w:rFonts w:hint="eastAsia"/>
+        </w:rPr>
+        <w:t xml:space="preserve"> proportional to </w:t>
       </w:r>
       <w:r>
         <w:t xml:space="preserve">.</w:t>
@@ -37591,7 +37591,7 @@
         <w:rPr>
           <w:rFonts w:hint="eastAsia"/>
         </w:rPr>
-        <w:t>.</w:t>
+        <w:t/>
       </w:r>
     </w:p>
     <w:p>
@@ -38582,7 +38582,7 @@
           <w:rFonts w:cs="Times New Roman"/>
         </w:rPr>
         <w:tab/>
-        <w:t xml:space="preserve">H. A. Bethe, Theory of diffraction by small holes, Phys. Rev.</w:t>
+        <w:t xml:space="preserve">H. A. Bethe, Theory of diffraction by small holes, Phys. Rev. </w:t>
       </w:r>
       <w:r>
         <w:rPr>
